--- a/wordtemplates/ip_contract.docx
+++ b/wordtemplates/ip_contract.docx
@@ -9,15 +9,17 @@
         </w:tabs>
         <w:spacing w:before="200"/>
         <w:jc w:val="left"/>
-        <w:rPr>
-          <w:lang w:val="ru-RU"/>
-        </w:rPr>
       </w:pPr>
     </w:p>
     <w:p>
       <w:pPr>
         <w:pStyle w:val="a3"/>
         <w:tabs>
+          <w:tab w:val="left" w:pos="284"/>
+          <w:tab w:val="left" w:pos="284"/>
+          <w:tab w:val="left" w:pos="284"/>
+          <w:tab w:val="left" w:pos="284"/>
+          <w:tab w:val="left" w:pos="284"/>
           <w:tab w:val="left" w:pos="283"/>
           <w:tab w:val="left" w:pos="699"/>
         </w:tabs>
@@ -26,10 +28,7 @@
       <w:bookmarkStart w:id="0" w:name="_heading=h.ewpksp5yq3hm" w:colFirst="0" w:colLast="0"/>
       <w:bookmarkEnd w:id="0"/>
       <w:r>
-        <w:t xml:space="preserve">ДОГОВОР </w:t>
-      </w:r>
-      <w:r>
-        <w:t>№</w:t>
+        <w:t>ДОГОВОР №</w:t>
       </w:r>
       <w:r>
         <w:rPr>
@@ -76,15 +75,18 @@
         </w:rPr>
         <w:t>{{</w:t>
       </w:r>
+      <w:proofErr w:type="spellStart"/>
       <w:r>
         <w:rPr>
           <w:lang w:val="en-US"/>
         </w:rPr>
         <w:t>fio</w:t>
       </w:r>
+      <w:proofErr w:type="spellEnd"/>
       <w:r>
         <w:t>_</w:t>
       </w:r>
+      <w:proofErr w:type="gramStart"/>
       <w:r>
         <w:rPr>
           <w:lang w:val="en-US"/>
@@ -98,11 +100,23 @@
         <w:t xml:space="preserve"> }}</w:t>
       </w:r>
       <w:r>
-        <w:t>/{{year}}</w:t>
+        <w:t>/</w:t>
+      </w:r>
+      <w:proofErr w:type="gramEnd"/>
+      <w:r>
+        <w:t>{{</w:t>
+      </w:r>
+      <w:proofErr w:type="spellStart"/>
+      <w:r>
+        <w:t>year</w:t>
+      </w:r>
+      <w:proofErr w:type="spellEnd"/>
+      <w:r>
+        <w:t>}}</w:t>
       </w:r>
       <w:r>
         <w:br/>
-        <w:t xml:space="preserve">возмездного оказания услуг  </w:t>
+        <w:t xml:space="preserve">возмездного оказания услуг по созданию видеоматериалов  </w:t>
       </w:r>
     </w:p>
     <w:p>
@@ -119,7 +133,7 @@
     </w:p>
     <w:tbl>
       <w:tblPr>
-        <w:tblStyle w:val="aa"/>
+        <w:tblStyle w:val="a8"/>
         <w:tblW w:w="0" w:type="auto"/>
         <w:tblBorders>
           <w:top w:val="none" w:sz="0" w:space="0" w:color="auto"/>
@@ -174,7 +188,15 @@
               <w:jc w:val="right"/>
             </w:pPr>
             <w:r>
-              <w:t>{{date}}</w:t>
+              <w:t>{{</w:t>
+            </w:r>
+            <w:proofErr w:type="spellStart"/>
+            <w:r>
+              <w:t>date</w:t>
+            </w:r>
+            <w:proofErr w:type="spellEnd"/>
+            <w:r>
+              <w:t>}}</w:t>
             </w:r>
           </w:p>
         </w:tc>
@@ -200,18 +222,45 @@
           <w:tab w:val="left" w:pos="284"/>
           <w:tab w:val="left" w:pos="284"/>
         </w:tabs>
-        <w:rPr>
-          <w:highlight w:val="white"/>
-        </w:rPr>
-      </w:pPr>
-      <w:r>
-        <w:t xml:space="preserve">Общество с ограниченной ответственностью «Бэйби Опт Груп», именуемое в дальнейшем «Заказчик», в лице руководителя 2 департамента </w:t>
+      </w:pPr>
+      <w:r>
+        <w:t>Общество с ограниченной ответственностью «</w:t>
+      </w:r>
+      <w:proofErr w:type="spellStart"/>
+      <w:r>
+        <w:t>Бэйби</w:t>
+      </w:r>
+      <w:proofErr w:type="spellEnd"/>
+      <w:r>
+        <w:t xml:space="preserve"> Опт </w:t>
+      </w:r>
+      <w:proofErr w:type="spellStart"/>
+      <w:r>
+        <w:t>Груп</w:t>
+      </w:r>
+      <w:proofErr w:type="spellEnd"/>
+      <w:r>
+        <w:t xml:space="preserve">», именуемое в дальнейшем «Заказчик», в лице руководителя 2 департамента </w:t>
       </w:r>
       <w:r>
         <w:rPr>
           <w:lang w:val="ru-RU"/>
         </w:rPr>
-        <w:t>{{ruk_name}}</w:t>
+        <w:t>{{</w:t>
+      </w:r>
+      <w:proofErr w:type="spellStart"/>
+      <w:r>
+        <w:rPr>
+          <w:lang w:val="ru-RU"/>
+        </w:rPr>
+        <w:t>ruk_name</w:t>
+      </w:r>
+      <w:proofErr w:type="spellEnd"/>
+      <w:r>
+        <w:rPr>
+          <w:lang w:val="ru-RU"/>
+        </w:rPr>
+        <w:t>}}</w:t>
       </w:r>
       <w:r>
         <w:t xml:space="preserve">, действующего на основании доверенности №25/10-ППО1-1Г-ГИИ. от 15.10.2025, с одной стороны, и ИП </w:t>
@@ -222,12 +271,14 @@
         </w:rPr>
         <w:t>{{</w:t>
       </w:r>
+      <w:proofErr w:type="spellStart"/>
       <w:r>
         <w:rPr>
           <w:lang w:val="en-US"/>
         </w:rPr>
         <w:t>fio</w:t>
       </w:r>
+      <w:proofErr w:type="spellEnd"/>
       <w:r>
         <w:rPr>
           <w:lang w:val="ru-RU"/>
@@ -235,7 +286,13 @@
         <w:t>}}</w:t>
       </w:r>
       <w:r>
-        <w:t xml:space="preserve">, ИНН: </w:t>
+        <w:t>, ИНН:</w:t>
+      </w:r>
+      <w:r>
+        <w:rPr>
+          <w:highlight w:val="yellow"/>
+        </w:rPr>
+        <w:t xml:space="preserve"> </w:t>
       </w:r>
       <w:r>
         <w:rPr>
@@ -262,7 +319,21 @@
         <w:rPr>
           <w:lang w:val="ru-RU"/>
         </w:rPr>
-        <w:t>{{ogrn}}</w:t>
+        <w:t>{{</w:t>
+      </w:r>
+      <w:proofErr w:type="spellStart"/>
+      <w:r>
+        <w:rPr>
+          <w:lang w:val="ru-RU"/>
+        </w:rPr>
+        <w:t>ogrn</w:t>
+      </w:r>
+      <w:proofErr w:type="spellEnd"/>
+      <w:r>
+        <w:rPr>
+          <w:lang w:val="ru-RU"/>
+        </w:rPr>
+        <w:t>}}</w:t>
       </w:r>
       <w:r>
         <w:t>,</w:t>
@@ -273,7 +344,406 @@
     </w:p>
     <w:p>
       <w:pPr>
+        <w:tabs>
+          <w:tab w:val="left" w:pos="284"/>
+          <w:tab w:val="left" w:pos="284"/>
+          <w:tab w:val="left" w:pos="284"/>
+        </w:tabs>
+        <w:jc w:val="center"/>
+      </w:pPr>
+      <w:r>
+        <w:rPr>
+          <w:sz w:val="24"/>
+          <w:szCs w:val="24"/>
+        </w:rPr>
+        <w:t>1.</w:t>
+      </w:r>
+      <w:r>
+        <w:rPr>
+          <w:sz w:val="24"/>
+          <w:szCs w:val="24"/>
+        </w:rPr>
+        <w:tab/>
+        <w:t>ТЕРМИНЫ И ОБЩИЕ ПОЛОЖЕНИЯ</w:t>
+      </w:r>
+    </w:p>
+    <w:p>
+      <w:pPr>
+        <w:tabs>
+          <w:tab w:val="left" w:pos="284"/>
+          <w:tab w:val="left" w:pos="284"/>
+          <w:tab w:val="left" w:pos="284"/>
+        </w:tabs>
+      </w:pPr>
+      <w:r>
+        <w:t>1.1.</w:t>
+      </w:r>
+      <w:r>
+        <w:tab/>
+        <w:t>Видеоматериалы - аудиовизуальные материалы, создаваемые Исполнителем по задани</w:t>
+      </w:r>
+      <w:r>
+        <w:t>ю Заказчика, в том числе обзор, отзыв, демонстрация товара, распаковка, сценарное или нативное видео, а также иные материалы, согласованные Сторонами в Заявке (техническом задании).</w:t>
+      </w:r>
+    </w:p>
+    <w:p>
+      <w:pPr>
+        <w:tabs>
+          <w:tab w:val="left" w:pos="284"/>
+          <w:tab w:val="left" w:pos="284"/>
+          <w:tab w:val="left" w:pos="284"/>
+        </w:tabs>
+      </w:pPr>
+      <w:r>
+        <w:t>1.2.</w:t>
+      </w:r>
+      <w:r>
+        <w:tab/>
+        <w:t>Техническое задание / Заявка - согласованные Сторонами требования к в</w:t>
+      </w:r>
+      <w:r>
+        <w:t>идеоматериалам: содержание, формат, сроки, продукт, обязательные сообщения, требования к кадру, монтажу и иные условия. Заявка оформляется в Приложении №1 к настоящему Договору и является его неотъемлемой частью.</w:t>
+      </w:r>
+    </w:p>
+    <w:p>
+      <w:pPr>
+        <w:tabs>
+          <w:tab w:val="left" w:pos="284"/>
+          <w:tab w:val="left" w:pos="284"/>
+          <w:tab w:val="left" w:pos="284"/>
+        </w:tabs>
+      </w:pPr>
+      <w:r>
+        <w:t>1.3.</w:t>
+      </w:r>
+      <w:r>
+        <w:tab/>
+        <w:t>Результат оказанных услуг - готовые ви</w:t>
+      </w:r>
+      <w:r>
+        <w:t>деоматериалы, переданные Исполнителем Заказчику способом, предусмотренным настоящим Договором, Заявкой или перепиской Сторон.</w:t>
+      </w:r>
+    </w:p>
+    <w:p>
+      <w:pPr>
         <w:pStyle w:val="1"/>
+        <w:tabs>
+          <w:tab w:val="left" w:pos="284"/>
+          <w:tab w:val="left" w:pos="284"/>
+          <w:tab w:val="left" w:pos="284"/>
+          <w:tab w:val="left" w:pos="283"/>
+          <w:tab w:val="left" w:pos="419"/>
+        </w:tabs>
+        <w:spacing w:before="200" w:line="240" w:lineRule="auto"/>
+      </w:pPr>
+      <w:bookmarkStart w:id="1" w:name="_heading=h.gjdgxs" w:colFirst="0" w:colLast="0"/>
+      <w:bookmarkEnd w:id="1"/>
+      <w:r>
+        <w:t>2. ПРЕДМЕТ ДОГОВОРА</w:t>
+      </w:r>
+    </w:p>
+    <w:p>
+      <w:pPr>
+        <w:tabs>
+          <w:tab w:val="left" w:pos="284"/>
+          <w:tab w:val="left" w:pos="284"/>
+          <w:tab w:val="left" w:pos="284"/>
+          <w:tab w:val="left" w:pos="283"/>
+          <w:tab w:val="left" w:pos="699"/>
+        </w:tabs>
+      </w:pPr>
+      <w:r>
+        <w:t>2.1. Заказчик поручает, а Исполнитель принимает на себя обязательство оказать услуги по созданию видеоматериал</w:t>
+      </w:r>
+      <w:r>
+        <w:t xml:space="preserve">ов по заданию Заказчика, передать Заказчику готовый Результат, а также </w:t>
+      </w:r>
+      <w:proofErr w:type="spellStart"/>
+      <w:r>
+        <w:t>отчуждить</w:t>
+      </w:r>
+      <w:proofErr w:type="spellEnd"/>
+      <w:r>
+        <w:t xml:space="preserve"> Заказчику исключительное право на созданные видеоматериалы в полном объеме. Заказчик обязуется оплатить услуги и принять Результат в порядке, предусмотренном Договором.</w:t>
+      </w:r>
+    </w:p>
+    <w:p>
+      <w:pPr>
+        <w:tabs>
+          <w:tab w:val="left" w:pos="284"/>
+          <w:tab w:val="left" w:pos="284"/>
+          <w:tab w:val="left" w:pos="284"/>
+          <w:tab w:val="left" w:pos="283"/>
+          <w:tab w:val="left" w:pos="699"/>
+        </w:tabs>
+        <w:rPr>
+          <w:highlight w:val="yellow"/>
+        </w:rPr>
+      </w:pPr>
+      <w:r>
+        <w:t>2.2. В</w:t>
+      </w:r>
+      <w:r>
+        <w:t>идеоматериалы создаются для последующего использования Заказчиком в коммерческих, рекламных, информационных и иных законных целях, включая размещение в социальных сетях, рекламных кабинетах, на сайтах, маркетплейсах, в презентациях, рассылках и иных канала</w:t>
+      </w:r>
+      <w:r>
+        <w:t>х.</w:t>
+      </w:r>
+    </w:p>
+    <w:p>
+      <w:pPr>
+        <w:tabs>
+          <w:tab w:val="left" w:pos="284"/>
+          <w:tab w:val="left" w:pos="284"/>
+          <w:tab w:val="left" w:pos="284"/>
+          <w:tab w:val="left" w:pos="283"/>
+          <w:tab w:val="left" w:pos="699"/>
+        </w:tabs>
+      </w:pPr>
+      <w:r>
+        <w:t>2.3. Конкретный перечень услуг, содержание видеоматериалов, сроки, стоимость и иные существенные условия согласовываются Сторонами в Приложении №1 (Заявке) к настоящему Договору.</w:t>
+      </w:r>
+    </w:p>
+    <w:p>
+      <w:pPr>
+        <w:tabs>
+          <w:tab w:val="left" w:pos="284"/>
+          <w:tab w:val="left" w:pos="284"/>
+          <w:tab w:val="left" w:pos="284"/>
+          <w:tab w:val="left" w:pos="283"/>
+          <w:tab w:val="left" w:pos="699"/>
+        </w:tabs>
+      </w:pPr>
+      <w:r>
+        <w:lastRenderedPageBreak/>
+        <w:t>2.4. Результат оказанных услуг оформляется Актом сдачи-приемки оказанных у</w:t>
+      </w:r>
+      <w:r>
+        <w:t>слуг, подписываемым Сторонами.</w:t>
+      </w:r>
+    </w:p>
+    <w:p>
+      <w:pPr>
+        <w:shd w:val="clear" w:color="auto" w:fill="FFFFFF"/>
+        <w:tabs>
+          <w:tab w:val="left" w:pos="284"/>
+          <w:tab w:val="left" w:pos="284"/>
+          <w:tab w:val="left" w:pos="284"/>
+          <w:tab w:val="left" w:pos="283"/>
+          <w:tab w:val="left" w:pos="699"/>
+        </w:tabs>
+        <w:spacing w:before="240" w:after="240" w:line="240" w:lineRule="auto"/>
+        <w:jc w:val="center"/>
+        <w:rPr>
+          <w:b/>
+          <w:bCs/>
+        </w:rPr>
+      </w:pPr>
+      <w:r>
+        <w:rPr>
+          <w:sz w:val="24"/>
+          <w:szCs w:val="24"/>
+        </w:rPr>
+        <w:t>3. ПРАВА И ОБЯЗАННОСТИ СТОРОН</w:t>
+      </w:r>
+    </w:p>
+    <w:p>
+      <w:pPr>
+        <w:tabs>
+          <w:tab w:val="left" w:pos="284"/>
+          <w:tab w:val="left" w:pos="284"/>
+          <w:tab w:val="left" w:pos="284"/>
+          <w:tab w:val="left" w:pos="283"/>
+          <w:tab w:val="left" w:pos="699"/>
+        </w:tabs>
+      </w:pPr>
+      <w:r>
+        <w:t>3.1. Заказчик обязан:</w:t>
+      </w:r>
+    </w:p>
+    <w:p>
+      <w:pPr>
+        <w:numPr>
+          <w:ilvl w:val="0"/>
+          <w:numId w:val="2"/>
+        </w:numPr>
+        <w:tabs>
+          <w:tab w:val="left" w:pos="284"/>
+          <w:tab w:val="left" w:pos="284"/>
+          <w:tab w:val="left" w:pos="284"/>
+          <w:tab w:val="left" w:pos="283"/>
+          <w:tab w:val="left" w:pos="699"/>
+        </w:tabs>
+      </w:pPr>
+      <w:r>
+        <w:t>Предоставить Исполнителю исчерпывающую информацию (данные), необходимую для надлежащего исполнения обязанностей, указанных в разделе 2 настоящего Договора.</w:t>
+      </w:r>
+    </w:p>
+    <w:p>
+      <w:pPr>
+        <w:numPr>
+          <w:ilvl w:val="0"/>
+          <w:numId w:val="2"/>
+        </w:numPr>
+        <w:tabs>
+          <w:tab w:val="left" w:pos="284"/>
+          <w:tab w:val="left" w:pos="284"/>
+          <w:tab w:val="left" w:pos="284"/>
+          <w:tab w:val="left" w:pos="283"/>
+          <w:tab w:val="left" w:pos="699"/>
+        </w:tabs>
+      </w:pPr>
+      <w:r>
+        <w:t>Оплатить услуги в порядке и на условиях, предусмотренных Договором.</w:t>
+      </w:r>
+    </w:p>
+    <w:p>
+      <w:pPr>
+        <w:tabs>
+          <w:tab w:val="left" w:pos="284"/>
+          <w:tab w:val="left" w:pos="284"/>
+          <w:tab w:val="left" w:pos="284"/>
+          <w:tab w:val="left" w:pos="283"/>
+          <w:tab w:val="left" w:pos="699"/>
+        </w:tabs>
+      </w:pPr>
+      <w:r>
+        <w:t>3.2. Исполнитель обязан:</w:t>
+      </w:r>
+    </w:p>
+    <w:p>
+      <w:pPr>
+        <w:numPr>
+          <w:ilvl w:val="0"/>
+          <w:numId w:val="1"/>
+        </w:numPr>
+        <w:tabs>
+          <w:tab w:val="left" w:pos="284"/>
+          <w:tab w:val="left" w:pos="284"/>
+          <w:tab w:val="left" w:pos="284"/>
+          <w:tab w:val="left" w:pos="283"/>
+          <w:tab w:val="left" w:pos="699"/>
+        </w:tabs>
+      </w:pPr>
+      <w:r>
+        <w:t>Оказать</w:t>
+      </w:r>
+      <w:r>
+        <w:t xml:space="preserve"> услуги лично, в полном объёме и в сроки, согласованные в Приложении №1.</w:t>
+      </w:r>
+    </w:p>
+    <w:p>
+      <w:pPr>
+        <w:numPr>
+          <w:ilvl w:val="0"/>
+          <w:numId w:val="1"/>
+        </w:numPr>
+        <w:tabs>
+          <w:tab w:val="left" w:pos="284"/>
+          <w:tab w:val="left" w:pos="284"/>
+          <w:tab w:val="left" w:pos="284"/>
+          <w:tab w:val="left" w:pos="283"/>
+          <w:tab w:val="left" w:pos="699"/>
+        </w:tabs>
+      </w:pPr>
+      <w:r>
+        <w:t>Создать видеоматериалы с учетом Заявки, предоставленных Заказчиком материалов и согласованных Сторонами требований.</w:t>
+      </w:r>
+    </w:p>
+    <w:p>
+      <w:pPr>
+        <w:numPr>
+          <w:ilvl w:val="0"/>
+          <w:numId w:val="1"/>
+        </w:numPr>
+        <w:tabs>
+          <w:tab w:val="left" w:pos="284"/>
+          <w:tab w:val="left" w:pos="284"/>
+          <w:tab w:val="left" w:pos="284"/>
+          <w:tab w:val="left" w:pos="283"/>
+          <w:tab w:val="left" w:pos="699"/>
+        </w:tabs>
+      </w:pPr>
+      <w:r>
+        <w:t>Передать Заказчику готовые видеоматериалы способом, согласованным С</w:t>
+      </w:r>
+      <w:r>
+        <w:t>торонами.</w:t>
+      </w:r>
+    </w:p>
+    <w:p>
+      <w:pPr>
+        <w:numPr>
+          <w:ilvl w:val="0"/>
+          <w:numId w:val="1"/>
+        </w:numPr>
+        <w:tabs>
+          <w:tab w:val="left" w:pos="284"/>
+          <w:tab w:val="left" w:pos="284"/>
+          <w:tab w:val="left" w:pos="284"/>
+          <w:tab w:val="left" w:pos="283"/>
+          <w:tab w:val="left" w:pos="699"/>
+        </w:tabs>
+      </w:pPr>
+      <w:r>
+        <w:t>Не передавать созданные видеоматериалы третьим лицам и не публиковать их без предварительного письменного согласия Заказчика, если иное не указано в Заявке.</w:t>
+      </w:r>
+    </w:p>
+    <w:p>
+      <w:pPr>
+        <w:numPr>
+          <w:ilvl w:val="0"/>
+          <w:numId w:val="1"/>
+        </w:numPr>
+        <w:tabs>
+          <w:tab w:val="left" w:pos="284"/>
+          <w:tab w:val="left" w:pos="284"/>
+          <w:tab w:val="left" w:pos="284"/>
+          <w:tab w:val="left" w:pos="283"/>
+          <w:tab w:val="left" w:pos="699"/>
+        </w:tabs>
+      </w:pPr>
+      <w:r>
+        <w:t>Строго соблюдать требования раздела 2 настоящего Договора.</w:t>
+      </w:r>
+    </w:p>
+    <w:p>
+      <w:pPr>
+        <w:numPr>
+          <w:ilvl w:val="0"/>
+          <w:numId w:val="1"/>
+        </w:numPr>
+        <w:tabs>
+          <w:tab w:val="left" w:pos="284"/>
+          <w:tab w:val="left" w:pos="284"/>
+          <w:tab w:val="left" w:pos="284"/>
+          <w:tab w:val="left" w:pos="283"/>
+          <w:tab w:val="left" w:pos="699"/>
+        </w:tabs>
+      </w:pPr>
+      <w:r>
+        <w:t>В случае применения инструмент</w:t>
+      </w:r>
+      <w:r>
+        <w:t>ов искусственного интеллекта при создании контента (тексты, изображения, видео) уведомить об этом Заказчика и получить его согласие.</w:t>
+      </w:r>
+    </w:p>
+    <w:p>
+      <w:pPr>
+        <w:tabs>
+          <w:tab w:val="left" w:pos="284"/>
+          <w:tab w:val="left" w:pos="284"/>
+          <w:tab w:val="left" w:pos="284"/>
+          <w:tab w:val="left" w:pos="283"/>
+          <w:tab w:val="left" w:pos="699"/>
+        </w:tabs>
+      </w:pPr>
+      <w:r>
+        <w:t>3.3. Заказчик имеет право:</w:t>
+      </w:r>
+    </w:p>
+    <w:p>
+      <w:pPr>
         <w:numPr>
           <w:ilvl w:val="0"/>
           <w:numId w:val="3"/>
@@ -283,119 +753,18 @@
           <w:tab w:val="left" w:pos="284"/>
           <w:tab w:val="left" w:pos="284"/>
           <w:tab w:val="left" w:pos="283"/>
-          <w:tab w:val="left" w:pos="419"/>
-        </w:tabs>
-        <w:spacing w:before="200" w:line="240" w:lineRule="auto"/>
-      </w:pPr>
-      <w:bookmarkStart w:id="1" w:name="_heading=h.gjdgxs" w:colFirst="0" w:colLast="0"/>
-      <w:bookmarkEnd w:id="1"/>
-      <w:r>
-        <w:t>ПРЕДМЕТ ДОГОВОРА</w:t>
-      </w:r>
-    </w:p>
-    <w:p>
-      <w:pPr>
-        <w:tabs>
-          <w:tab w:val="left" w:pos="284"/>
-          <w:tab w:val="left" w:pos="284"/>
-          <w:tab w:val="left" w:pos="284"/>
-          <w:tab w:val="left" w:pos="283"/>
           <w:tab w:val="left" w:pos="699"/>
         </w:tabs>
       </w:pPr>
       <w:r>
-        <w:t>1.1. Заказчик поручает, а Исполнитель принимает на себя обязательство оказать услуги по размещению рекламно-информационных материалов (далее — РИМ) Заказчика в сети «Интернет» на принадлежащем Исполнителю информационном ресурсе (в блоге/аккаунте/канале), а Заказчик обязуется оплатить эти услуги.</w:t>
-      </w:r>
-    </w:p>
-    <w:p>
-      <w:pPr>
-        <w:tabs>
-          <w:tab w:val="left" w:pos="284"/>
-          <w:tab w:val="left" w:pos="284"/>
-          <w:tab w:val="left" w:pos="284"/>
-          <w:tab w:val="left" w:pos="283"/>
-          <w:tab w:val="left" w:pos="699"/>
-        </w:tabs>
-        <w:rPr>
-          <w:highlight w:val="yellow"/>
-        </w:rPr>
-      </w:pPr>
-      <w:r>
-        <w:t>1.2. Реклама размещается на информационном  ресурсе Исполнителя в сети Интернет.</w:t>
-      </w:r>
-    </w:p>
-    <w:p>
-      <w:pPr>
-        <w:tabs>
-          <w:tab w:val="left" w:pos="284"/>
-          <w:tab w:val="left" w:pos="284"/>
-          <w:tab w:val="left" w:pos="284"/>
-          <w:tab w:val="left" w:pos="283"/>
-          <w:tab w:val="left" w:pos="699"/>
-        </w:tabs>
-      </w:pPr>
-      <w:r>
-        <w:t>1.3. Конкретный перечень услуг (количество публикаций, формат: пост, stories, видео, дата и время выхода, хронометраж, требования к контенту и т.д.) согласовывается Сторонами в Приложении №1 (Заявке) к настоящему Договору, которое является его неотъемлемой частью.</w:t>
-      </w:r>
-    </w:p>
-    <w:p>
-      <w:pPr>
-        <w:tabs>
-          <w:tab w:val="left" w:pos="284"/>
-          <w:tab w:val="left" w:pos="284"/>
-          <w:tab w:val="left" w:pos="284"/>
-          <w:tab w:val="left" w:pos="283"/>
-          <w:tab w:val="left" w:pos="699"/>
-        </w:tabs>
-      </w:pPr>
-      <w:r>
-        <w:t>1.4. Результат оказанных услуг оформляется Актом сдачи-приемки оказанных услуг (Приложение №2), подписываемым Сторонами.</w:t>
-      </w:r>
-    </w:p>
-    <w:p>
-      <w:pPr>
-        <w:shd w:val="clear" w:color="auto" w:fill="FFFFFF"/>
-        <w:tabs>
-          <w:tab w:val="left" w:pos="284"/>
-          <w:tab w:val="left" w:pos="284"/>
-          <w:tab w:val="left" w:pos="284"/>
-          <w:tab w:val="left" w:pos="283"/>
-          <w:tab w:val="left" w:pos="699"/>
-        </w:tabs>
-        <w:spacing w:before="240" w:after="240" w:line="240" w:lineRule="auto"/>
-        <w:jc w:val="center"/>
-        <w:rPr>
-          <w:b/>
-          <w:bCs/>
-        </w:rPr>
-      </w:pPr>
-      <w:r>
-        <w:rPr>
-          <w:sz w:val="24"/>
-          <w:szCs w:val="24"/>
-        </w:rPr>
-        <w:t>2. ПРАВА И ОБЯЗАННОСТИ СТОРОН</w:t>
-      </w:r>
-    </w:p>
-    <w:p>
-      <w:pPr>
-        <w:tabs>
-          <w:tab w:val="left" w:pos="284"/>
-          <w:tab w:val="left" w:pos="284"/>
-          <w:tab w:val="left" w:pos="284"/>
-          <w:tab w:val="left" w:pos="283"/>
-          <w:tab w:val="left" w:pos="699"/>
-        </w:tabs>
-      </w:pPr>
-      <w:r>
-        <w:t>2.1. Заказчик обязан:</w:t>
+        <w:t>Требовать от Исполнителя надлежащего исполнения обязательств по Договору.</w:t>
       </w:r>
     </w:p>
     <w:p>
       <w:pPr>
         <w:numPr>
           <w:ilvl w:val="0"/>
-          <w:numId w:val="2"/>
+          <w:numId w:val="3"/>
         </w:numPr>
         <w:tabs>
           <w:tab w:val="left" w:pos="284"/>
@@ -406,14 +775,17 @@
         </w:tabs>
       </w:pPr>
       <w:r>
-        <w:t>Предоставить Исполнителю исчерпывающую информацию (данные), необходимую для надлежащего исполнения обязанностей, указанных в разделе 2 настоящего Договора.</w:t>
+        <w:t>Проверять ход и качест</w:t>
+      </w:r>
+      <w:r>
+        <w:t>во оказываемых услуг.</w:t>
       </w:r>
     </w:p>
     <w:p>
       <w:pPr>
         <w:numPr>
           <w:ilvl w:val="0"/>
-          <w:numId w:val="2"/>
+          <w:numId w:val="3"/>
         </w:numPr>
         <w:tabs>
           <w:tab w:val="left" w:pos="284"/>
@@ -424,187 +796,14 @@
         </w:tabs>
       </w:pPr>
       <w:r>
-        <w:t>Оплатить услуги в порядке и на условиях, предусмотренных Договором.</w:t>
-      </w:r>
-    </w:p>
-    <w:p>
-      <w:pPr>
-        <w:tabs>
-          <w:tab w:val="left" w:pos="284"/>
-          <w:tab w:val="left" w:pos="284"/>
-          <w:tab w:val="left" w:pos="284"/>
-          <w:tab w:val="left" w:pos="283"/>
-          <w:tab w:val="left" w:pos="699"/>
-        </w:tabs>
-      </w:pPr>
-      <w:r>
-        <w:t>2.2. Исполнитель обязан:</w:t>
+        <w:t>Требовать безвозмездного устранения недостатков в разумный срок.</w:t>
       </w:r>
     </w:p>
     <w:p>
       <w:pPr>
         <w:numPr>
           <w:ilvl w:val="0"/>
-          <w:numId w:val="1"/>
-        </w:numPr>
-        <w:tabs>
-          <w:tab w:val="left" w:pos="284"/>
-          <w:tab w:val="left" w:pos="284"/>
-          <w:tab w:val="left" w:pos="284"/>
-          <w:tab w:val="left" w:pos="283"/>
-          <w:tab w:val="left" w:pos="699"/>
-        </w:tabs>
-      </w:pPr>
-      <w:r>
-        <w:t>Оказать услуги лично, в полном объёме и в сроки, согласованные в Приложении №1.</w:t>
-      </w:r>
-    </w:p>
-    <w:p>
-      <w:pPr>
-        <w:numPr>
-          <w:ilvl w:val="0"/>
-          <w:numId w:val="1"/>
-        </w:numPr>
-        <w:tabs>
-          <w:tab w:val="left" w:pos="284"/>
-          <w:tab w:val="left" w:pos="284"/>
-          <w:tab w:val="left" w:pos="284"/>
-          <w:tab w:val="left" w:pos="283"/>
-          <w:tab w:val="left" w:pos="699"/>
-        </w:tabs>
-      </w:pPr>
-      <w:r>
-        <w:t>Согласовывать с Заказчиком окончательный вариант РИМ до его публикации. Не допускается размещение материалов без письменного одобрения Заказчика.</w:t>
-      </w:r>
-    </w:p>
-    <w:p>
-      <w:pPr>
-        <w:numPr>
-          <w:ilvl w:val="0"/>
-          <w:numId w:val="1"/>
-        </w:numPr>
-        <w:tabs>
-          <w:tab w:val="left" w:pos="284"/>
-          <w:tab w:val="left" w:pos="284"/>
-          <w:tab w:val="left" w:pos="284"/>
-          <w:tab w:val="left" w:pos="283"/>
-          <w:tab w:val="left" w:pos="699"/>
-        </w:tabs>
-      </w:pPr>
-      <w:r>
-        <w:t>Строго соблюдать требования раздела 2 настоящего Договора.</w:t>
-      </w:r>
-    </w:p>
-    <w:p>
-      <w:pPr>
-        <w:numPr>
-          <w:ilvl w:val="0"/>
-          <w:numId w:val="1"/>
-        </w:numPr>
-        <w:tabs>
-          <w:tab w:val="left" w:pos="284"/>
-          <w:tab w:val="left" w:pos="284"/>
-          <w:tab w:val="left" w:pos="284"/>
-          <w:tab w:val="left" w:pos="283"/>
-          <w:tab w:val="left" w:pos="699"/>
-        </w:tabs>
-      </w:pPr>
-      <w:r>
-        <w:lastRenderedPageBreak/>
-        <w:t>Не размещать рекламу конкурентов Заказчика в течение 60 дней с даты последнего размещения рекламы Заказчика, если иное не предусмотрено Заявкой.</w:t>
-      </w:r>
-    </w:p>
-    <w:p>
-      <w:pPr>
-        <w:numPr>
-          <w:ilvl w:val="0"/>
-          <w:numId w:val="1"/>
-        </w:numPr>
-        <w:tabs>
-          <w:tab w:val="left" w:pos="284"/>
-          <w:tab w:val="left" w:pos="284"/>
-          <w:tab w:val="left" w:pos="284"/>
-          <w:tab w:val="left" w:pos="283"/>
-          <w:tab w:val="left" w:pos="699"/>
-        </w:tabs>
-      </w:pPr>
-      <w:r>
-        <w:t>В случае применения инструментов искусственного интеллекта при создании контента (тексты, изображения, видео) уведомить об этом Заказчика и получить его согласие.</w:t>
-      </w:r>
-    </w:p>
-    <w:p>
-      <w:pPr>
-        <w:tabs>
-          <w:tab w:val="left" w:pos="284"/>
-          <w:tab w:val="left" w:pos="284"/>
-          <w:tab w:val="left" w:pos="284"/>
-          <w:tab w:val="left" w:pos="283"/>
-          <w:tab w:val="left" w:pos="699"/>
-        </w:tabs>
-      </w:pPr>
-      <w:r>
-        <w:t>2.3. Заказчик имеет право:</w:t>
-      </w:r>
-    </w:p>
-    <w:p>
-      <w:pPr>
-        <w:numPr>
-          <w:ilvl w:val="0"/>
-          <w:numId w:val="5"/>
-        </w:numPr>
-        <w:tabs>
-          <w:tab w:val="left" w:pos="284"/>
-          <w:tab w:val="left" w:pos="284"/>
-          <w:tab w:val="left" w:pos="284"/>
-          <w:tab w:val="left" w:pos="283"/>
-          <w:tab w:val="left" w:pos="699"/>
-        </w:tabs>
-      </w:pPr>
-      <w:r>
-        <w:t>Требовать от Исполнителя надлежащего исполнения обязательств по Договору.</w:t>
-      </w:r>
-    </w:p>
-    <w:p>
-      <w:pPr>
-        <w:numPr>
-          <w:ilvl w:val="0"/>
-          <w:numId w:val="5"/>
-        </w:numPr>
-        <w:tabs>
-          <w:tab w:val="left" w:pos="284"/>
-          <w:tab w:val="left" w:pos="284"/>
-          <w:tab w:val="left" w:pos="284"/>
-          <w:tab w:val="left" w:pos="283"/>
-          <w:tab w:val="left" w:pos="699"/>
-        </w:tabs>
-      </w:pPr>
-      <w:r>
-        <w:t>Проверять ход и качество оказываемых услуг.</w:t>
-      </w:r>
-    </w:p>
-    <w:p>
-      <w:pPr>
-        <w:numPr>
-          <w:ilvl w:val="0"/>
-          <w:numId w:val="5"/>
-        </w:numPr>
-        <w:tabs>
-          <w:tab w:val="left" w:pos="284"/>
-          <w:tab w:val="left" w:pos="284"/>
-          <w:tab w:val="left" w:pos="284"/>
-          <w:tab w:val="left" w:pos="283"/>
-          <w:tab w:val="left" w:pos="699"/>
-        </w:tabs>
-      </w:pPr>
-      <w:r>
-        <w:t>Требовать безвозмездного устранения недостатков в разумный срок.</w:t>
-      </w:r>
-    </w:p>
-    <w:p>
-      <w:pPr>
-        <w:numPr>
-          <w:ilvl w:val="0"/>
-          <w:numId w:val="5"/>
+          <w:numId w:val="3"/>
         </w:numPr>
         <w:tabs>
           <w:tab w:val="left" w:pos="284"/>
@@ -642,7 +841,14 @@
           <w:sz w:val="24"/>
           <w:szCs w:val="24"/>
         </w:rPr>
-        <w:t>3. СТОИМОСТЬ УСЛУГ И ПОРЯДОК РАСЧЁТОВ</w:t>
+        <w:t>4. С</w:t>
+      </w:r>
+      <w:r>
+        <w:rPr>
+          <w:sz w:val="24"/>
+          <w:szCs w:val="24"/>
+        </w:rPr>
+        <w:t>ТОИМОСТЬ УСЛУГ И ПОРЯДОК РАСЧЁТОВ</w:t>
       </w:r>
     </w:p>
     <w:p>
@@ -654,9 +860,12 @@
           <w:tab w:val="left" w:pos="283"/>
           <w:tab w:val="left" w:pos="699"/>
         </w:tabs>
-      </w:pPr>
-      <w:r>
-        <w:t>3.1. Стоимость услуг по настоящему Договору определяется в Приложении №1.</w:t>
+        <w:rPr>
+          <w:highlight w:val="yellow"/>
+        </w:rPr>
+      </w:pPr>
+      <w:r>
+        <w:t>4.1. Стоимость услуг по настоящему Договору определяется в Приложении №1.</w:t>
       </w:r>
     </w:p>
     <w:p>
@@ -670,7 +879,7 @@
         </w:tabs>
       </w:pPr>
       <w:r>
-        <w:t>3.2. Оплата производится в безналичном порядке на расчётный счет Исполнителя в течение 10 рабочих дней после заключения и подписания договора.</w:t>
+        <w:t>4.2. Оплата производится в безналичном порядке на расчётный счет Исполнителя в течение 10 рабочих дней после заключения и подписания договора.</w:t>
       </w:r>
     </w:p>
     <w:p>
@@ -684,7 +893,176 @@
         </w:tabs>
       </w:pPr>
       <w:r>
-        <w:t>3.3. Если Исполнитель является самозанятым (плательщиком НПД), он обязан сформировать чек и направить его Заказчику в день получения оплаты.</w:t>
+        <w:t>4.3. Если Исполнитель является самозанятым (плательщиком НПД), он обязан сформировать чек и направить его Заказчику в день получения оплаты.</w:t>
+      </w:r>
+      <w:r>
+        <w:br/>
+        <w:t>4.4.</w:t>
+      </w:r>
+      <w:r>
+        <w:tab/>
+        <w:t>Датой оплаты считается дата поступления денежных средств на расчетный счет Исполнителя.</w:t>
+      </w:r>
+    </w:p>
+    <w:p>
+      <w:pPr>
+        <w:tabs>
+          <w:tab w:val="left" w:pos="284"/>
+          <w:tab w:val="left" w:pos="284"/>
+          <w:tab w:val="left" w:pos="284"/>
+          <w:tab w:val="left" w:pos="283"/>
+          <w:tab w:val="left" w:pos="699"/>
+        </w:tabs>
+      </w:pPr>
+      <w:r>
+        <w:lastRenderedPageBreak/>
+        <w:t>4.5.</w:t>
+      </w:r>
+      <w:r>
+        <w:tab/>
+        <w:t>Вознаграждение за</w:t>
+      </w:r>
+      <w:r>
+        <w:t xml:space="preserve"> отчуждение исключительного права на видеоматериалы, а также за согласие на использование изображения, голоса, имени/псевдонима Исполнителя в составе видеоматериалов включено в стоимость услуг и отдельной оплате не подлежит.</w:t>
+      </w:r>
+    </w:p>
+    <w:p>
+      <w:pPr>
+        <w:tabs>
+          <w:tab w:val="left" w:pos="284"/>
+          <w:tab w:val="left" w:pos="284"/>
+          <w:tab w:val="left" w:pos="284"/>
+          <w:tab w:val="left" w:pos="283"/>
+          <w:tab w:val="left" w:pos="699"/>
+        </w:tabs>
+        <w:jc w:val="center"/>
+      </w:pPr>
+      <w:r>
+        <w:rPr>
+          <w:sz w:val="24"/>
+          <w:szCs w:val="24"/>
+        </w:rPr>
+        <w:t>5.</w:t>
+      </w:r>
+      <w:r>
+        <w:rPr>
+          <w:sz w:val="24"/>
+          <w:szCs w:val="24"/>
+        </w:rPr>
+        <w:tab/>
+        <w:t>ПОРЯДОК ПЕРЕДАЧИ И ПРИЕМКИ</w:t>
+      </w:r>
+    </w:p>
+    <w:p>
+      <w:pPr>
+        <w:tabs>
+          <w:tab w:val="left" w:pos="284"/>
+          <w:tab w:val="left" w:pos="284"/>
+          <w:tab w:val="left" w:pos="284"/>
+          <w:tab w:val="left" w:pos="283"/>
+          <w:tab w:val="left" w:pos="699"/>
+        </w:tabs>
+      </w:pPr>
+      <w:r>
+        <w:t>5</w:t>
+      </w:r>
+      <w:r>
+        <w:t>.1.</w:t>
+      </w:r>
+      <w:r>
+        <w:tab/>
+        <w:t xml:space="preserve">Исполнитель передает Заказчику готовые видеоматериалы путем направления файла или ссылки на файл в облачном хранилище, через </w:t>
+      </w:r>
+      <w:proofErr w:type="spellStart"/>
+      <w:r>
+        <w:t>Telegram</w:t>
+      </w:r>
+      <w:proofErr w:type="spellEnd"/>
+      <w:r>
+        <w:t>, по электронной почте или иным способом, согласованным Сторонами.</w:t>
+      </w:r>
+    </w:p>
+    <w:p>
+      <w:pPr>
+        <w:tabs>
+          <w:tab w:val="left" w:pos="284"/>
+          <w:tab w:val="left" w:pos="284"/>
+          <w:tab w:val="left" w:pos="284"/>
+          <w:tab w:val="left" w:pos="283"/>
+          <w:tab w:val="left" w:pos="699"/>
+        </w:tabs>
+      </w:pPr>
+      <w:r>
+        <w:t>5.2.</w:t>
+      </w:r>
+      <w:r>
+        <w:tab/>
+        <w:t>Результат считается переданным с момента отправ</w:t>
+      </w:r>
+      <w:r>
+        <w:t>ки файла или ссылки Заказчику.</w:t>
+      </w:r>
+    </w:p>
+    <w:p>
+      <w:pPr>
+        <w:tabs>
+          <w:tab w:val="left" w:pos="284"/>
+          <w:tab w:val="left" w:pos="284"/>
+          <w:tab w:val="left" w:pos="284"/>
+          <w:tab w:val="left" w:pos="283"/>
+          <w:tab w:val="left" w:pos="699"/>
+        </w:tabs>
+      </w:pPr>
+      <w:r>
+        <w:t>5.3.</w:t>
+      </w:r>
+      <w:r>
+        <w:tab/>
+        <w:t>Заказчик в течение 3 (трех) рабочих дней с момента получения видеоматериалов проверяет соответствие Результата Заявке и подписывает Акт сдачи-приемки оказанных услуг либо направляет Исполнителю мотивированный отказ с пер</w:t>
+      </w:r>
+      <w:r>
+        <w:t>ечнем замечаний.</w:t>
+      </w:r>
+    </w:p>
+    <w:p>
+      <w:pPr>
+        <w:tabs>
+          <w:tab w:val="left" w:pos="284"/>
+          <w:tab w:val="left" w:pos="284"/>
+          <w:tab w:val="left" w:pos="284"/>
+          <w:tab w:val="left" w:pos="283"/>
+          <w:tab w:val="left" w:pos="699"/>
+        </w:tabs>
+      </w:pPr>
+      <w:r>
+        <w:t>5.4.</w:t>
+      </w:r>
+      <w:r>
+        <w:tab/>
+      </w:r>
+      <w:r>
+        <w:t>Если в срок, указанный в пункте 5.3 Договора, Заказчик не направил мотивированные замечания, Результат считается принятым без замечаний, а услуги - оказанными надлежащим образом.</w:t>
+      </w:r>
+    </w:p>
+    <w:p>
+      <w:pPr>
+        <w:tabs>
+          <w:tab w:val="left" w:pos="284"/>
+          <w:tab w:val="left" w:pos="284"/>
+          <w:tab w:val="left" w:pos="284"/>
+          <w:tab w:val="left" w:pos="283"/>
+          <w:tab w:val="left" w:pos="699"/>
+        </w:tabs>
+      </w:pPr>
+      <w:r>
+        <w:t>5.5.</w:t>
+      </w:r>
+      <w:r>
+        <w:tab/>
+        <w:t xml:space="preserve">В стоимость услуг входит один раунд правок, если такие правки не меняют </w:t>
+      </w:r>
+      <w:r>
+        <w:t>согласованную Заявку. Правки, изменяющие тему, формат, сценарий, концепцию, продукт, хронометраж или ключевое сообщение видеоматериалов, выполняются по отдельному согласованию и могут оплачиваться дополнительно.</w:t>
       </w:r>
     </w:p>
     <w:p>
@@ -711,7 +1089,7 @@
           <w:sz w:val="24"/>
           <w:szCs w:val="24"/>
         </w:rPr>
-        <w:t xml:space="preserve">4. ОТВЕТСТВЕННОСТЬ СТОРОН </w:t>
+        <w:t xml:space="preserve">6. ОТВЕТСТВЕННОСТЬ СТОРОН </w:t>
       </w:r>
     </w:p>
     <w:p>
@@ -725,7 +1103,13 @@
         </w:tabs>
       </w:pPr>
       <w:r>
-        <w:t>4.1. За нарушение сроков оказания услуг Заказчик вправе потребовать от Исполнителя уплаты пени в размере 1% от стоимости услуг за каждый день просрочки.</w:t>
+        <w:t>6.1. За нарушение</w:t>
+      </w:r>
+      <w:r>
+        <w:t xml:space="preserve"> сроков оказания услуг Заказчик вправе потребовать от Исполнителя уплаты пени в размере 1% от стоимости услуг за каждый день просрочки</w:t>
+      </w:r>
+      <w:r>
+        <w:t>.</w:t>
       </w:r>
     </w:p>
     <w:p>
@@ -739,7 +1123,14 @@
         </w:tabs>
       </w:pPr>
       <w:r>
-        <w:t>4.2. Особая ответственность за нарушение законодательства о рекламе:</w:t>
+        <w:t>6.2.</w:t>
+      </w:r>
+      <w:r>
+        <w:tab/>
+        <w:t>Исполнитель гарантирует, что созданные им видеоматериалы не нарушают права третьих лиц и на момент передачи Резуль</w:t>
+      </w:r>
+      <w:r>
+        <w:t>тата не обременены правами третьих лиц, за исключением материалов, предоставленных Заказчиком.</w:t>
       </w:r>
     </w:p>
     <w:p>
@@ -753,7 +1144,10 @@
         </w:tabs>
       </w:pPr>
       <w:r>
-        <w:t>4.2.1. В случае привлечения Заказчика к административной ответственности (в виде штрафа, предписания и т.п.) за нарушения, связанные с неисполнением или ненадлежащим исполнением Исполнителем обязанностей, предусмотренных разделом 2 настоящего Договора (непередача данных в ЕРИР, отсутствие маркировки, размещение на запрещённом ресурсе), Исполнитель обязан возместить Заказчику все понесённые убытки в полном объёме, включая суммы уплаченных штрафов, в течение 10 (десяти) рабочих дней с момента получения соответствующего требования.</w:t>
+        <w:t>6.3 Заказчик гарантирует достоверность информации о товаре, бренде, свойствах, характеристиках, ограничениях, противопоказаниях и иных сведениях, переданных Испо</w:t>
+      </w:r>
+      <w:r>
+        <w:t>лнителю для создания видеоматериалов.</w:t>
       </w:r>
     </w:p>
     <w:p>
@@ -767,26 +1161,11 @@
         </w:tabs>
       </w:pPr>
       <w:r>
-        <w:t>4.2.2. Факт нарушения и размер штрафа подтверждаются копией постановления уполномоченного органа.</w:t>
-      </w:r>
-    </w:p>
-    <w:p>
-      <w:pPr>
-        <w:tabs>
-          <w:tab w:val="left" w:pos="284"/>
-          <w:tab w:val="left" w:pos="284"/>
-          <w:tab w:val="left" w:pos="284"/>
-          <w:tab w:val="left" w:pos="283"/>
-          <w:tab w:val="left" w:pos="699"/>
-        </w:tabs>
-      </w:pPr>
-      <w:r>
-        <w:t>4.2.3. За каждый выявленный факт нарушения требований к маркировке рекламы или размещения на запрещенном ресурсе, не повлёкший наложение штрафа, Исполнитель уплачивает Заказчику штраф в размере 100% стоимости услуги по такой публикации.</w:t>
-      </w:r>
-    </w:p>
-    <w:p>
-      <w:r>
-        <w:br w:type="page"/>
+        <w:t>6.4.</w:t>
+      </w:r>
+      <w:r>
+        <w:tab/>
+        <w:t>За нарушение сроков предоставления материалов, информации, согласований или обратной связи по вине Заказчика сроки выполнения услуг сдвигаются соразмерно периоду задержки.</w:t>
       </w:r>
     </w:p>
     <w:p>
@@ -813,8 +1192,14 @@
           <w:sz w:val="24"/>
           <w:szCs w:val="24"/>
         </w:rPr>
-        <w:lastRenderedPageBreak/>
-        <w:t>5. СРОК ДЕЙСТВИЯ И ПОРЯДОК РАСТОРЖЕНИЯ ДОГОВОРА</w:t>
+        <w:t>7. СРОК ДЕЙСТВИЯ И ПОРЯДОК РАСТОРЖЕНИЯ ДО</w:t>
+      </w:r>
+      <w:r>
+        <w:rPr>
+          <w:sz w:val="24"/>
+          <w:szCs w:val="24"/>
+        </w:rPr>
+        <w:t>ГОВОРА</w:t>
       </w:r>
     </w:p>
     <w:p>
@@ -828,7 +1213,7 @@
         </w:tabs>
       </w:pPr>
       <w:r>
-        <w:t xml:space="preserve">5.1.  Договор вступает в силу с момента подписания и действует до полного исполнения Сторонами своих обязательств, но не позднее «31» декабря </w:t>
+        <w:t xml:space="preserve">7.1.  Договор вступает в силу с момента подписания и действует до полного исполнения Сторонами своих обязательств, но не позднее «31» декабря </w:t>
       </w:r>
       <w:r>
         <w:rPr>
@@ -849,6 +1234,9 @@
         <w:t>}}</w:t>
       </w:r>
       <w:r>
+        <w:rPr>
+          <w:lang w:val="ru-RU"/>
+        </w:rPr>
         <w:t xml:space="preserve"> </w:t>
       </w:r>
       <w:r>
@@ -866,7 +1254,10 @@
         </w:tabs>
       </w:pPr>
       <w:r>
-        <w:t>5.2. Договор может быть расторгнут досрочно по письменному соглашению Сторон или в одностороннем порядке при существенном нарушении условий Договора другой стороной.</w:t>
+        <w:t>7.2. Договор может быть расторгнут досрочно по письменному соглашению Сторон или в одностороннем</w:t>
+      </w:r>
+      <w:r>
+        <w:t xml:space="preserve"> порядке при существенном нарушении условий Договора другой стороной.</w:t>
       </w:r>
     </w:p>
     <w:p>
@@ -891,7 +1282,8 @@
           <w:sz w:val="24"/>
           <w:szCs w:val="24"/>
         </w:rPr>
-        <w:t>6. ПРОЧИЕ УСЛОВИЯ</w:t>
+        <w:lastRenderedPageBreak/>
+        <w:t>8. ПРОЧИЕ УСЛОВИЯ</w:t>
       </w:r>
     </w:p>
     <w:p>
@@ -905,7 +1297,7 @@
         </w:tabs>
       </w:pPr>
       <w:r>
-        <w:t>6.1. Все споры разрешаются путём переговоров, а при недостижении согласия - в судебном порядке по месту нахождения Заказчика.</w:t>
+        <w:t>8.1. Все споры разрешаются путём переговоров, а при недостижении согласия - в судебном порядке по месту нахождения Заказчика.</w:t>
       </w:r>
     </w:p>
     <w:p>
@@ -919,7 +1311,10 @@
         </w:tabs>
       </w:pPr>
       <w:r>
-        <w:t>6.2. Договор может быть подписан с помощью электронного документооборота, при этом сканы и факсимиле имеют юридическую силу до момента обмена оригиналами.</w:t>
+        <w:t>8.2. Договор может быть подписан с помощью</w:t>
+      </w:r>
+      <w:r>
+        <w:t xml:space="preserve"> электронного документооборота, при этом сканы и факсимиле имеют юридическую силу до момента обмена оригиналами.</w:t>
       </w:r>
     </w:p>
     <w:p>
@@ -957,7 +1352,22 @@
           <w:sz w:val="24"/>
           <w:szCs w:val="24"/>
         </w:rPr>
-        <w:t>8. АДРЕСА,РЕКВИЗИТЫ И ПОДПИСИ СТОРОН</w:t>
+        <w:t>9. АДРЕСА,</w:t>
+      </w:r>
+      <w:r>
+        <w:rPr>
+          <w:sz w:val="24"/>
+          <w:szCs w:val="24"/>
+          <w:lang w:val="ru-RU"/>
+        </w:rPr>
+        <w:t xml:space="preserve"> </w:t>
+      </w:r>
+      <w:r>
+        <w:rPr>
+          <w:sz w:val="24"/>
+          <w:szCs w:val="24"/>
+        </w:rPr>
+        <w:t>РЕКВИЗИТЫ И ПОДПИСИ СТОРОН</w:t>
       </w:r>
     </w:p>
     <w:tbl>
@@ -1052,7 +1462,23 @@
               <w:jc w:val="left"/>
             </w:pPr>
             <w:r>
-              <w:t>ООО «Бэйби Опт Груп»</w:t>
+              <w:t>ООО «</w:t>
+            </w:r>
+            <w:proofErr w:type="spellStart"/>
+            <w:r>
+              <w:t>Бэйби</w:t>
+            </w:r>
+            <w:proofErr w:type="spellEnd"/>
+            <w:r>
+              <w:t xml:space="preserve"> Опт </w:t>
+            </w:r>
+            <w:proofErr w:type="spellStart"/>
+            <w:r>
+              <w:t>Груп</w:t>
+            </w:r>
+            <w:proofErr w:type="spellEnd"/>
+            <w:r>
+              <w:t>»</w:t>
             </w:r>
           </w:p>
           <w:p>
@@ -1329,21 +1755,37 @@
                 <w:b/>
                 <w:bCs/>
               </w:rPr>
-              <w:t>_______________/</w:t>
+              <w:t xml:space="preserve">_______________/ </w:t>
             </w:r>
             <w:r>
               <w:rPr>
                 <w:b/>
                 <w:bCs/>
               </w:rPr>
-              <w:t>{{ruk_name}}</w:t>
-            </w:r>
+              <w:t>{{</w:t>
+            </w:r>
+            <w:proofErr w:type="spellStart"/>
             <w:r>
               <w:rPr>
                 <w:b/>
                 <w:bCs/>
               </w:rPr>
-              <w:t>/</w:t>
+              <w:t>ruk_name</w:t>
+            </w:r>
+            <w:proofErr w:type="spellEnd"/>
+            <w:r>
+              <w:rPr>
+                <w:b/>
+                <w:bCs/>
+              </w:rPr>
+              <w:t>}}</w:t>
+            </w:r>
+            <w:r>
+              <w:rPr>
+                <w:b/>
+                <w:bCs/>
+              </w:rPr>
+              <w:t xml:space="preserve"> /</w:t>
             </w:r>
           </w:p>
           <w:p>
@@ -1447,12 +1889,14 @@
             <w:r>
               <w:t>{{</w:t>
             </w:r>
+            <w:proofErr w:type="spellStart"/>
             <w:r>
               <w:rPr>
                 <w:lang w:val="en-US"/>
               </w:rPr>
               <w:t>fio</w:t>
             </w:r>
+            <w:proofErr w:type="spellEnd"/>
             <w:r>
               <w:t>}}</w:t>
             </w:r>
@@ -1464,7 +1908,21 @@
               <w:rPr>
                 <w:lang w:val="ru-RU"/>
               </w:rPr>
-              <w:t>{{inn}}</w:t>
+              <w:t>{{</w:t>
+            </w:r>
+            <w:proofErr w:type="spellStart"/>
+            <w:r>
+              <w:rPr>
+                <w:lang w:val="ru-RU"/>
+              </w:rPr>
+              <w:t>inn</w:t>
+            </w:r>
+            <w:proofErr w:type="spellEnd"/>
+            <w:r>
+              <w:rPr>
+                <w:lang w:val="ru-RU"/>
+              </w:rPr>
+              <w:t>}}</w:t>
             </w:r>
           </w:p>
           <w:p>
@@ -1481,6 +1939,26 @@
             <w:r>
               <w:t xml:space="preserve">ОГРНИП: </w:t>
             </w:r>
+            <w:r>
+              <w:rPr>
+                <w:lang w:val="ru-RU"/>
+              </w:rPr>
+              <w:t>{{</w:t>
+            </w:r>
+            <w:proofErr w:type="spellStart"/>
+            <w:r>
+              <w:rPr>
+                <w:lang w:val="ru-RU"/>
+              </w:rPr>
+              <w:t>ogrn</w:t>
+            </w:r>
+            <w:proofErr w:type="spellEnd"/>
+            <w:r>
+              <w:rPr>
+                <w:lang w:val="ru-RU"/>
+              </w:rPr>
+              <w:t>}}</w:t>
+            </w:r>
           </w:p>
           <w:p>
             <w:pPr>
@@ -1503,7 +1981,16 @@
               <w:rPr>
                 <w:lang w:val="en-US"/>
               </w:rPr>
-              <w:t>legal_address</w:t>
+              <w:t>legal</w:t>
+            </w:r>
+            <w:r>
+              <w:t>_</w:t>
+            </w:r>
+            <w:r>
+              <w:rPr>
+                <w:lang w:val="en-US"/>
+              </w:rPr>
+              <w:t>address</w:t>
             </w:r>
             <w:r>
               <w:t>}}</w:t>
@@ -1531,40 +2018,27 @@
               </w:tabs>
               <w:spacing w:after="0" w:line="240" w:lineRule="auto"/>
               <w:jc w:val="left"/>
-              <w:rPr>
-                <w:lang w:val="ru-RU"/>
-              </w:rPr>
-            </w:pPr>
-            <w:r>
-              <w:t>Банк</w:t>
-            </w:r>
-            <w:r>
-              <w:rPr>
-                <w:lang w:val="ru-RU"/>
-              </w:rPr>
-              <w:t>: {{</w:t>
+            </w:pPr>
+            <w:r>
+              <w:t xml:space="preserve">Банк: </w:t>
             </w:r>
             <w:r>
               <w:rPr>
                 <w:lang w:val="en-US"/>
               </w:rPr>
-              <w:t>bank</w:t>
-            </w:r>
-            <w:r>
-              <w:rPr>
-                <w:lang w:val="ru-RU"/>
-              </w:rPr>
-              <w:t>_</w:t>
-            </w:r>
+              <w:t>{{</w:t>
+            </w:r>
+            <w:proofErr w:type="spellStart"/>
             <w:r>
               <w:rPr>
                 <w:lang w:val="en-US"/>
               </w:rPr>
-              <w:t>name</w:t>
-            </w:r>
-            <w:r>
-              <w:rPr>
-                <w:lang w:val="ru-RU"/>
+              <w:t>bank_name</w:t>
+            </w:r>
+            <w:proofErr w:type="spellEnd"/>
+            <w:r>
+              <w:rPr>
+                <w:lang w:val="en-US"/>
               </w:rPr>
               <w:t>}}</w:t>
             </w:r>
@@ -1579,124 +2053,270 @@
               </w:tabs>
               <w:spacing w:after="0" w:line="240" w:lineRule="auto"/>
               <w:jc w:val="left"/>
+            </w:pPr>
+            <w:r>
+              <w:t xml:space="preserve">р/с: </w:t>
+            </w:r>
+            <w:r>
               <w:rPr>
                 <w:lang w:val="en-US"/>
               </w:rPr>
-            </w:pPr>
-            <w:r>
-              <w:t>р</w:t>
-            </w:r>
+              <w:t>{{</w:t>
+            </w:r>
+            <w:proofErr w:type="spellStart"/>
             <w:r>
               <w:rPr>
                 <w:lang w:val="en-US"/>
               </w:rPr>
-              <w:t>/</w:t>
-            </w:r>
-            <w:r>
-              <w:t>с</w:t>
-            </w:r>
+              <w:t>checking_account</w:t>
+            </w:r>
+            <w:proofErr w:type="spellEnd"/>
             <w:r>
               <w:rPr>
                 <w:lang w:val="en-US"/>
               </w:rPr>
-              <w:t>: {{checking_account}}</w:t>
-            </w:r>
-          </w:p>
-          <w:p>
-            <w:pPr>
-              <w:tabs>
-                <w:tab w:val="left" w:pos="284"/>
-                <w:tab w:val="left" w:pos="284"/>
-                <w:tab w:val="left" w:pos="284"/>
-                <w:tab w:val="left" w:pos="283"/>
-              </w:tabs>
-              <w:spacing w:after="0" w:line="240" w:lineRule="auto"/>
-              <w:jc w:val="left"/>
+              <w:t>}}</w:t>
+            </w:r>
+          </w:p>
+          <w:p>
+            <w:pPr>
+              <w:tabs>
+                <w:tab w:val="left" w:pos="284"/>
+                <w:tab w:val="left" w:pos="284"/>
+                <w:tab w:val="left" w:pos="284"/>
+                <w:tab w:val="left" w:pos="283"/>
+              </w:tabs>
+              <w:spacing w:after="0" w:line="240" w:lineRule="auto"/>
+              <w:jc w:val="left"/>
+            </w:pPr>
+            <w:r>
+              <w:t xml:space="preserve">к/с: </w:t>
+            </w:r>
+            <w:r>
               <w:rPr>
                 <w:lang w:val="en-US"/>
               </w:rPr>
-            </w:pPr>
-            <w:r>
-              <w:t>к</w:t>
-            </w:r>
+              <w:t>{{</w:t>
+            </w:r>
+            <w:proofErr w:type="spellStart"/>
             <w:r>
               <w:rPr>
                 <w:lang w:val="en-US"/>
               </w:rPr>
-              <w:t>/</w:t>
-            </w:r>
-            <w:r>
-              <w:t>с</w:t>
-            </w:r>
+              <w:t>correspondent_account</w:t>
+            </w:r>
+            <w:proofErr w:type="spellEnd"/>
             <w:r>
               <w:rPr>
                 <w:lang w:val="en-US"/>
               </w:rPr>
-              <w:t>: {{correspondent_account}}</w:t>
-            </w:r>
-          </w:p>
-          <w:p>
-            <w:pPr>
-              <w:tabs>
-                <w:tab w:val="left" w:pos="284"/>
-                <w:tab w:val="left" w:pos="284"/>
-                <w:tab w:val="left" w:pos="284"/>
-                <w:tab w:val="left" w:pos="283"/>
-              </w:tabs>
-              <w:spacing w:after="0" w:line="240" w:lineRule="auto"/>
-              <w:jc w:val="left"/>
+              <w:t>}}</w:t>
+            </w:r>
+          </w:p>
+          <w:p>
+            <w:pPr>
+              <w:tabs>
+                <w:tab w:val="left" w:pos="284"/>
+                <w:tab w:val="left" w:pos="284"/>
+                <w:tab w:val="left" w:pos="284"/>
+                <w:tab w:val="left" w:pos="283"/>
+              </w:tabs>
+              <w:spacing w:after="0" w:line="240" w:lineRule="auto"/>
+              <w:jc w:val="left"/>
+            </w:pPr>
+            <w:r>
+              <w:t xml:space="preserve">БИК: </w:t>
+            </w:r>
+            <w:r>
               <w:rPr>
                 <w:lang w:val="en-US"/>
               </w:rPr>
-            </w:pPr>
-            <w:r>
-              <w:t>БИК</w:t>
-            </w:r>
+              <w:t>{{</w:t>
+            </w:r>
+            <w:proofErr w:type="spellStart"/>
             <w:r>
               <w:rPr>
                 <w:lang w:val="en-US"/>
               </w:rPr>
-              <w:t>: {{bik}}</w:t>
-            </w:r>
-          </w:p>
-          <w:p>
-            <w:pPr>
-              <w:tabs>
-                <w:tab w:val="left" w:pos="284"/>
-                <w:tab w:val="left" w:pos="284"/>
-                <w:tab w:val="left" w:pos="284"/>
-                <w:tab w:val="left" w:pos="283"/>
-              </w:tabs>
-              <w:spacing w:after="0" w:line="240" w:lineRule="auto"/>
-              <w:jc w:val="left"/>
+              <w:t>bik</w:t>
+            </w:r>
+            <w:proofErr w:type="spellEnd"/>
+            <w:r>
               <w:rPr>
                 <w:lang w:val="en-US"/>
               </w:rPr>
-            </w:pPr>
-          </w:p>
-          <w:p>
-            <w:pPr>
-              <w:tabs>
-                <w:tab w:val="left" w:pos="284"/>
-                <w:tab w:val="left" w:pos="284"/>
-                <w:tab w:val="left" w:pos="284"/>
-                <w:tab w:val="left" w:pos="283"/>
-              </w:tabs>
-              <w:spacing w:after="0" w:line="240" w:lineRule="auto"/>
-              <w:jc w:val="left"/>
+              <w:t>}}</w:t>
+            </w:r>
+            <w:r>
+              <w:br/>
+            </w:r>
+          </w:p>
+          <w:p>
+            <w:pPr>
+              <w:tabs>
+                <w:tab w:val="left" w:pos="284"/>
+                <w:tab w:val="left" w:pos="284"/>
+                <w:tab w:val="left" w:pos="284"/>
+                <w:tab w:val="left" w:pos="283"/>
+              </w:tabs>
+              <w:spacing w:after="0" w:line="240" w:lineRule="auto"/>
+              <w:jc w:val="left"/>
+            </w:pPr>
+            <w:r>
+              <w:t xml:space="preserve">Телефон: </w:t>
+            </w:r>
+            <w:r>
               <w:rPr>
                 <w:lang w:val="en-US"/>
               </w:rPr>
-            </w:pPr>
-            <w:r>
-              <w:t>Тел</w:t>
+              <w:t>{{phone}}</w:t>
+            </w:r>
+          </w:p>
+          <w:p>
+            <w:pPr>
+              <w:tabs>
+                <w:tab w:val="left" w:pos="284"/>
+                <w:tab w:val="left" w:pos="284"/>
+                <w:tab w:val="left" w:pos="284"/>
+                <w:tab w:val="left" w:pos="283"/>
+              </w:tabs>
+              <w:spacing w:after="0" w:line="240" w:lineRule="auto"/>
+              <w:jc w:val="left"/>
+            </w:pPr>
+            <w:proofErr w:type="spellStart"/>
+            <w:r>
+              <w:t>e-mail</w:t>
+            </w:r>
+            <w:proofErr w:type="spellEnd"/>
+            <w:r>
+              <w:t xml:space="preserve">: </w:t>
             </w:r>
             <w:r>
               <w:rPr>
                 <w:lang w:val="en-US"/>
               </w:rPr>
-              <w:t>.: {{phone}}</w:t>
-            </w:r>
+              <w:t>{{email}}</w:t>
+            </w:r>
+          </w:p>
+          <w:p>
+            <w:pPr>
+              <w:tabs>
+                <w:tab w:val="left" w:pos="284"/>
+                <w:tab w:val="left" w:pos="284"/>
+                <w:tab w:val="left" w:pos="284"/>
+                <w:tab w:val="left" w:pos="283"/>
+              </w:tabs>
+              <w:spacing w:after="0" w:line="240" w:lineRule="auto"/>
+              <w:jc w:val="left"/>
+            </w:pPr>
+          </w:p>
+          <w:p>
+            <w:pPr>
+              <w:tabs>
+                <w:tab w:val="left" w:pos="284"/>
+                <w:tab w:val="left" w:pos="284"/>
+                <w:tab w:val="left" w:pos="284"/>
+                <w:tab w:val="left" w:pos="283"/>
+              </w:tabs>
+              <w:spacing w:after="0" w:line="240" w:lineRule="auto"/>
+              <w:jc w:val="left"/>
+            </w:pPr>
+          </w:p>
+          <w:p>
+            <w:pPr>
+              <w:tabs>
+                <w:tab w:val="left" w:pos="284"/>
+                <w:tab w:val="left" w:pos="284"/>
+                <w:tab w:val="left" w:pos="284"/>
+                <w:tab w:val="left" w:pos="283"/>
+              </w:tabs>
+              <w:spacing w:after="0" w:line="240" w:lineRule="auto"/>
+              <w:jc w:val="left"/>
+            </w:pPr>
+          </w:p>
+          <w:p>
+            <w:pPr>
+              <w:tabs>
+                <w:tab w:val="left" w:pos="284"/>
+                <w:tab w:val="left" w:pos="284"/>
+                <w:tab w:val="left" w:pos="284"/>
+                <w:tab w:val="left" w:pos="283"/>
+              </w:tabs>
+              <w:spacing w:after="0" w:line="240" w:lineRule="auto"/>
+              <w:jc w:val="left"/>
+            </w:pPr>
+          </w:p>
+          <w:p>
+            <w:pPr>
+              <w:tabs>
+                <w:tab w:val="left" w:pos="284"/>
+                <w:tab w:val="left" w:pos="284"/>
+                <w:tab w:val="left" w:pos="284"/>
+                <w:tab w:val="left" w:pos="283"/>
+              </w:tabs>
+              <w:spacing w:after="0" w:line="240" w:lineRule="auto"/>
+              <w:jc w:val="left"/>
+            </w:pPr>
+          </w:p>
+          <w:p>
+            <w:pPr>
+              <w:tabs>
+                <w:tab w:val="left" w:pos="284"/>
+                <w:tab w:val="left" w:pos="284"/>
+                <w:tab w:val="left" w:pos="284"/>
+                <w:tab w:val="left" w:pos="283"/>
+              </w:tabs>
+              <w:spacing w:after="0" w:line="240" w:lineRule="auto"/>
+              <w:jc w:val="left"/>
+            </w:pPr>
+          </w:p>
+          <w:p>
+            <w:pPr>
+              <w:tabs>
+                <w:tab w:val="left" w:pos="284"/>
+                <w:tab w:val="left" w:pos="284"/>
+                <w:tab w:val="left" w:pos="284"/>
+                <w:tab w:val="left" w:pos="283"/>
+              </w:tabs>
+              <w:spacing w:after="0" w:line="240" w:lineRule="auto"/>
+              <w:jc w:val="left"/>
+            </w:pPr>
+          </w:p>
+          <w:p>
+            <w:pPr>
+              <w:tabs>
+                <w:tab w:val="left" w:pos="284"/>
+                <w:tab w:val="left" w:pos="284"/>
+                <w:tab w:val="left" w:pos="284"/>
+                <w:tab w:val="left" w:pos="283"/>
+              </w:tabs>
+              <w:spacing w:after="0" w:line="240" w:lineRule="auto"/>
+              <w:jc w:val="left"/>
+            </w:pPr>
+          </w:p>
+          <w:p>
+            <w:pPr>
+              <w:tabs>
+                <w:tab w:val="left" w:pos="284"/>
+                <w:tab w:val="left" w:pos="284"/>
+                <w:tab w:val="left" w:pos="284"/>
+                <w:tab w:val="left" w:pos="283"/>
+              </w:tabs>
+              <w:spacing w:after="0" w:line="240" w:lineRule="auto"/>
+              <w:jc w:val="left"/>
+            </w:pPr>
+          </w:p>
+          <w:p>
+            <w:pPr>
+              <w:tabs>
+                <w:tab w:val="left" w:pos="284"/>
+                <w:tab w:val="left" w:pos="284"/>
+                <w:tab w:val="left" w:pos="284"/>
+                <w:tab w:val="left" w:pos="283"/>
+              </w:tabs>
+              <w:spacing w:after="0" w:line="240" w:lineRule="auto"/>
+              <w:jc w:val="left"/>
+            </w:pPr>
           </w:p>
           <w:p>
             <w:pPr>
@@ -1711,116 +2331,53 @@
               <w:rPr>
                 <w:b/>
                 <w:bCs/>
-                <w:lang w:val="en-US"/>
-              </w:rPr>
-            </w:pPr>
-            <w:r>
-              <w:rPr>
-                <w:lang w:val="en-US"/>
-              </w:rPr>
-              <w:t>Email: {{email}}</w:t>
-            </w:r>
-            <w:r>
-              <w:rPr>
-                <w:lang w:val="en-US"/>
-              </w:rPr>
-              <w:br/>
-            </w:r>
-          </w:p>
-          <w:p>
-            <w:pPr>
-              <w:tabs>
-                <w:tab w:val="left" w:pos="284"/>
-                <w:tab w:val="left" w:pos="284"/>
-                <w:tab w:val="left" w:pos="284"/>
-                <w:tab w:val="left" w:pos="283"/>
-              </w:tabs>
-              <w:spacing w:after="0" w:line="240" w:lineRule="auto"/>
-              <w:jc w:val="left"/>
-              <w:rPr>
-                <w:lang w:val="en-US"/>
-              </w:rPr>
-            </w:pPr>
-          </w:p>
-          <w:p>
-            <w:pPr>
-              <w:tabs>
-                <w:tab w:val="left" w:pos="284"/>
-                <w:tab w:val="left" w:pos="284"/>
-                <w:tab w:val="left" w:pos="284"/>
-                <w:tab w:val="left" w:pos="283"/>
-              </w:tabs>
-              <w:spacing w:after="0" w:line="240" w:lineRule="auto"/>
-              <w:jc w:val="left"/>
-              <w:rPr>
-                <w:lang w:val="en-US"/>
-              </w:rPr>
-            </w:pPr>
-          </w:p>
-          <w:p>
-            <w:pPr>
-              <w:tabs>
-                <w:tab w:val="left" w:pos="284"/>
-                <w:tab w:val="left" w:pos="284"/>
-                <w:tab w:val="left" w:pos="284"/>
-                <w:tab w:val="left" w:pos="283"/>
-              </w:tabs>
-              <w:spacing w:after="0" w:line="240" w:lineRule="auto"/>
-              <w:jc w:val="left"/>
-              <w:rPr>
-                <w:lang w:val="en-US"/>
-              </w:rPr>
-            </w:pPr>
-          </w:p>
-          <w:p>
-            <w:pPr>
-              <w:tabs>
-                <w:tab w:val="left" w:pos="284"/>
-                <w:tab w:val="left" w:pos="284"/>
-                <w:tab w:val="left" w:pos="284"/>
-                <w:tab w:val="left" w:pos="283"/>
-              </w:tabs>
-              <w:spacing w:after="0" w:line="240" w:lineRule="auto"/>
-              <w:jc w:val="left"/>
+              </w:rPr>
+            </w:pPr>
+            <w:r>
               <w:rPr>
                 <w:b/>
                 <w:bCs/>
               </w:rPr>
-            </w:pPr>
+              <w:t xml:space="preserve">_______________/ </w:t>
+            </w:r>
+            <w:r>
+              <w:rPr>
+                <w:lang w:val="en-US"/>
+              </w:rPr>
+              <w:t>{{</w:t>
+            </w:r>
+            <w:proofErr w:type="spellStart"/>
+            <w:r>
+              <w:rPr>
+                <w:lang w:val="en-US"/>
+              </w:rPr>
+              <w:t>fio_initials</w:t>
+            </w:r>
+            <w:proofErr w:type="spellEnd"/>
+            <w:r>
+              <w:rPr>
+                <w:lang w:val="en-US"/>
+              </w:rPr>
+              <w:t>}}</w:t>
+            </w:r>
             <w:r>
               <w:rPr>
                 <w:b/>
                 <w:bCs/>
               </w:rPr>
-              <w:t>_______________/</w:t>
-            </w:r>
-            <w:r>
-              <w:rPr>
-                <w:lang w:val="en-US"/>
-              </w:rPr>
-              <w:t>{{fio_initials}}</w:t>
-            </w:r>
-            <w:r>
-              <w:rPr>
-                <w:b/>
-                <w:bCs/>
-              </w:rPr>
-              <w:t>/</w:t>
-            </w:r>
-          </w:p>
-          <w:p>
-            <w:pPr>
-              <w:tabs>
-                <w:tab w:val="left" w:pos="284"/>
-                <w:tab w:val="left" w:pos="284"/>
-                <w:tab w:val="left" w:pos="284"/>
-                <w:tab w:val="left" w:pos="283"/>
-              </w:tabs>
-              <w:spacing w:after="0" w:line="240" w:lineRule="auto"/>
-              <w:jc w:val="left"/>
-              <w:rPr>
-                <w:lang w:val="ru-RU"/>
-              </w:rPr>
+              <w:t xml:space="preserve"> /</w:t>
+            </w:r>
+          </w:p>
+          <w:p>
+            <w:pPr>
+              <w:tabs>
+                <w:tab w:val="left" w:pos="284"/>
+                <w:tab w:val="left" w:pos="284"/>
+                <w:tab w:val="left" w:pos="284"/>
+                <w:tab w:val="left" w:pos="283"/>
+              </w:tabs>
+              <w:spacing w:after="0" w:line="240" w:lineRule="auto"/>
+              <w:jc w:val="left"/>
             </w:pPr>
           </w:p>
         </w:tc>
@@ -1843,10 +2400,28 @@
         <w:spacing w:after="0"/>
       </w:pPr>
       <w:bookmarkStart w:id="3" w:name="_heading=h.bb83wmcdafyv" w:colFirst="0" w:colLast="0"/>
+      <w:bookmarkEnd w:id="3"/>
+    </w:p>
+    <w:p>
+      <w:pPr>
+        <w:pStyle w:val="a4"/>
+        <w:tabs>
+          <w:tab w:val="left" w:pos="284"/>
+        </w:tabs>
+        <w:spacing w:after="0"/>
+      </w:pPr>
       <w:bookmarkStart w:id="4" w:name="_heading=h.hvyrhy0ugqq" w:colFirst="0" w:colLast="0"/>
+      <w:bookmarkEnd w:id="4"/>
+    </w:p>
+    <w:p>
+      <w:pPr>
+        <w:pStyle w:val="a4"/>
+        <w:tabs>
+          <w:tab w:val="left" w:pos="284"/>
+        </w:tabs>
+        <w:spacing w:after="0"/>
+      </w:pPr>
       <w:bookmarkStart w:id="5" w:name="_heading=h.hwk65up9l1cp" w:colFirst="0" w:colLast="0"/>
-      <w:bookmarkEnd w:id="3"/>
-      <w:bookmarkEnd w:id="4"/>
       <w:bookmarkEnd w:id="5"/>
     </w:p>
     <w:p>
@@ -1857,10 +2432,121 @@
         </w:tabs>
         <w:spacing w:after="0"/>
       </w:pPr>
-      <w:bookmarkStart w:id="6" w:name="_heading=h.stb5utayrx7m" w:colFirst="0" w:colLast="0"/>
+      <w:bookmarkStart w:id="6" w:name="_heading=h.5km2loydfkxb" w:colFirst="0" w:colLast="0"/>
       <w:bookmarkEnd w:id="6"/>
       <w:r>
+        <w:br w:type="page"/>
+      </w:r>
+    </w:p>
+    <w:p>
+      <w:pPr>
+        <w:pStyle w:val="a4"/>
+        <w:tabs>
+          <w:tab w:val="left" w:pos="284"/>
+        </w:tabs>
+        <w:spacing w:after="0"/>
+      </w:pPr>
+      <w:bookmarkStart w:id="7" w:name="_heading=h.stb5utayrx7m" w:colFirst="0" w:colLast="0"/>
+      <w:bookmarkEnd w:id="7"/>
+      <w:r>
+        <w:lastRenderedPageBreak/>
         <w:t>Приложение №1</w:t>
+      </w:r>
+    </w:p>
+    <w:p>
+      <w:pPr>
+        <w:tabs>
+          <w:tab w:val="left" w:pos="284"/>
+        </w:tabs>
+        <w:jc w:val="right"/>
+        <w:rPr>
+          <w:sz w:val="20"/>
+          <w:szCs w:val="20"/>
+        </w:rPr>
+      </w:pPr>
+      <w:r>
+        <w:rPr>
+          <w:sz w:val="20"/>
+          <w:szCs w:val="20"/>
+        </w:rPr>
+        <w:t>к Договору БОГР БЛОГЕР</w:t>
+      </w:r>
+      <w:r>
+        <w:rPr>
+          <w:sz w:val="20"/>
+          <w:szCs w:val="20"/>
+          <w:lang w:val="ru-RU"/>
+        </w:rPr>
+        <w:t xml:space="preserve"> </w:t>
+      </w:r>
+      <w:r>
+        <w:rPr>
+          <w:sz w:val="20"/>
+          <w:szCs w:val="20"/>
+        </w:rPr>
+        <w:t>{{</w:t>
+      </w:r>
+      <w:proofErr w:type="spellStart"/>
+      <w:r>
+        <w:rPr>
+          <w:sz w:val="20"/>
+          <w:szCs w:val="20"/>
+          <w:lang w:val="en-US"/>
+        </w:rPr>
+        <w:t>fio</w:t>
+      </w:r>
+      <w:proofErr w:type="spellEnd"/>
+      <w:r>
+        <w:rPr>
+          <w:sz w:val="20"/>
+          <w:szCs w:val="20"/>
+        </w:rPr>
+        <w:t>_</w:t>
+      </w:r>
+      <w:r>
+        <w:rPr>
+          <w:sz w:val="20"/>
+          <w:szCs w:val="20"/>
+          <w:lang w:val="en-US"/>
+        </w:rPr>
+        <w:t>initials</w:t>
+      </w:r>
+      <w:r>
+        <w:rPr>
+          <w:sz w:val="20"/>
+          <w:szCs w:val="20"/>
+        </w:rPr>
+        <w:t>}}/{{</w:t>
+      </w:r>
+      <w:r>
+        <w:rPr>
+          <w:sz w:val="20"/>
+          <w:szCs w:val="20"/>
+          <w:lang w:val="en-US"/>
+        </w:rPr>
+        <w:t>year</w:t>
+      </w:r>
+      <w:r>
+        <w:rPr>
+          <w:sz w:val="20"/>
+          <w:szCs w:val="20"/>
+        </w:rPr>
+        <w:t>}} от {{</w:t>
+      </w:r>
+      <w:r>
+        <w:rPr>
+          <w:sz w:val="20"/>
+          <w:szCs w:val="20"/>
+          <w:lang w:val="en-US"/>
+        </w:rPr>
+        <w:t>date</w:t>
+      </w:r>
+      <w:r>
+        <w:rPr>
+          <w:sz w:val="20"/>
+          <w:szCs w:val="20"/>
+        </w:rPr>
+        <w:t>}}</w:t>
       </w:r>
     </w:p>
     <w:p>
@@ -1875,102 +2561,10 @@
           <w:highlight w:val="yellow"/>
         </w:rPr>
       </w:pPr>
-      <w:r>
-        <w:rPr>
-          <w:sz w:val="20"/>
-          <w:szCs w:val="20"/>
-        </w:rPr>
-        <w:t>к Договору БОГР БЛОГЕР</w:t>
-      </w:r>
-      <w:r>
-        <w:rPr>
-          <w:sz w:val="20"/>
-          <w:szCs w:val="20"/>
-        </w:rPr>
-        <w:t xml:space="preserve"> </w:t>
-      </w:r>
-      <w:r>
-        <w:t>{{</w:t>
-      </w:r>
-      <w:r>
-        <w:rPr>
-          <w:lang w:val="en-US"/>
-        </w:rPr>
-        <w:t>fio</w:t>
-      </w:r>
-      <w:r>
-        <w:t>_</w:t>
-      </w:r>
-      <w:r>
-        <w:rPr>
-          <w:lang w:val="en-US"/>
-        </w:rPr>
-        <w:t>initials</w:t>
-      </w:r>
-      <w:r>
-        <w:t>}}</w:t>
-      </w:r>
-      <w:r>
-        <w:rPr>
-          <w:sz w:val="20"/>
-          <w:szCs w:val="20"/>
-        </w:rPr>
-        <w:t>/</w:t>
-      </w:r>
-      <w:r>
-        <w:t>{{</w:t>
-      </w:r>
-      <w:r>
-        <w:rPr>
-          <w:lang w:val="en-US"/>
-        </w:rPr>
-        <w:t>year</w:t>
-      </w:r>
-      <w:r>
-        <w:t xml:space="preserve">}} </w:t>
-      </w:r>
-      <w:r>
-        <w:rPr>
-          <w:sz w:val="20"/>
-          <w:szCs w:val="20"/>
-        </w:rPr>
-        <w:t>от</w:t>
-      </w:r>
-      <w:r>
-        <w:rPr>
-          <w:sz w:val="20"/>
-          <w:szCs w:val="20"/>
-        </w:rPr>
-        <w:t xml:space="preserve"> </w:t>
-      </w:r>
-      <w:r>
-        <w:t>{{</w:t>
-      </w:r>
-      <w:r>
-        <w:rPr>
-          <w:lang w:val="en-US"/>
-        </w:rPr>
-        <w:t>date</w:t>
-      </w:r>
-      <w:r>
-        <w:t>}}</w:t>
-      </w:r>
-    </w:p>
-    <w:p>
-      <w:pPr>
-        <w:tabs>
-          <w:tab w:val="left" w:pos="284"/>
-          <w:tab w:val="left" w:pos="284"/>
-          <w:tab w:val="left" w:pos="284"/>
-          <w:tab w:val="left" w:pos="283"/>
-          <w:tab w:val="left" w:pos="699"/>
-        </w:tabs>
-        <w:spacing w:after="0"/>
-      </w:pPr>
     </w:p>
     <w:tbl>
       <w:tblPr>
-        <w:tblStyle w:val="aa"/>
+        <w:tblStyle w:val="a8"/>
         <w:tblW w:w="0" w:type="auto"/>
         <w:tblBorders>
           <w:top w:val="none" w:sz="0" w:space="0" w:color="auto"/>
@@ -2025,7 +2619,15 @@
               <w:jc w:val="right"/>
             </w:pPr>
             <w:r>
-              <w:t>{{date}}</w:t>
+              <w:t>{{</w:t>
+            </w:r>
+            <w:proofErr w:type="spellStart"/>
+            <w:r>
+              <w:t>date</w:t>
+            </w:r>
+            <w:proofErr w:type="spellEnd"/>
+            <w:r>
+              <w:t>}}</w:t>
             </w:r>
           </w:p>
         </w:tc>
@@ -2035,6 +2637,19 @@
       <w:pPr>
         <w:tabs>
           <w:tab w:val="left" w:pos="284"/>
+        </w:tabs>
+        <w:jc w:val="right"/>
+        <w:rPr>
+          <w:sz w:val="20"/>
+          <w:szCs w:val="20"/>
+          <w:highlight w:val="yellow"/>
+        </w:rPr>
+      </w:pPr>
+    </w:p>
+    <w:p>
+      <w:pPr>
+        <w:tabs>
+          <w:tab w:val="left" w:pos="284"/>
           <w:tab w:val="left" w:pos="284"/>
           <w:tab w:val="left" w:pos="284"/>
           <w:tab w:val="left" w:pos="283"/>
@@ -2042,7 +2657,18 @@
         </w:tabs>
         <w:spacing w:after="0"/>
         <w:jc w:val="center"/>
-      </w:pPr>
+        <w:rPr>
+          <w:sz w:val="28"/>
+          <w:szCs w:val="28"/>
+        </w:rPr>
+      </w:pPr>
+      <w:r>
+        <w:rPr>
+          <w:sz w:val="28"/>
+          <w:szCs w:val="28"/>
+        </w:rPr>
+        <w:t>Заявка (техническое задание) на оказание услуг</w:t>
+      </w:r>
     </w:p>
     <w:p>
       <w:pPr>
@@ -2055,18 +2681,7 @@
         </w:tabs>
         <w:spacing w:after="0"/>
         <w:jc w:val="center"/>
-        <w:rPr>
-          <w:sz w:val="28"/>
-          <w:szCs w:val="28"/>
-        </w:rPr>
-      </w:pPr>
-      <w:r>
-        <w:rPr>
-          <w:sz w:val="28"/>
-          <w:szCs w:val="28"/>
-        </w:rPr>
-        <w:t>Заявка (техническое задание) на оказание услуг</w:t>
-      </w:r>
+      </w:pPr>
     </w:p>
     <w:p>
       <w:pPr>
@@ -2077,25 +2692,25 @@
           <w:tab w:val="left" w:pos="283"/>
           <w:tab w:val="left" w:pos="699"/>
         </w:tabs>
-        <w:spacing w:after="0"/>
-        <w:jc w:val="center"/>
-      </w:pPr>
-    </w:p>
-    <w:p>
-      <w:pPr>
-        <w:tabs>
-          <w:tab w:val="left" w:pos="284"/>
-          <w:tab w:val="left" w:pos="284"/>
-          <w:tab w:val="left" w:pos="284"/>
-          <w:tab w:val="left" w:pos="283"/>
-          <w:tab w:val="left" w:pos="699"/>
-        </w:tabs>
-      </w:pPr>
-      <w:r>
-        <w:t xml:space="preserve">Между ООО «Бэйби Опт Груп» (Заказчик) и </w:t>
-      </w:r>
-      <w:r>
-        <w:t xml:space="preserve">ИП </w:t>
+      </w:pPr>
+      <w:r>
+        <w:t>Между ООО «</w:t>
+      </w:r>
+      <w:proofErr w:type="spellStart"/>
+      <w:r>
+        <w:t>Бэйби</w:t>
+      </w:r>
+      <w:proofErr w:type="spellEnd"/>
+      <w:r>
+        <w:t xml:space="preserve"> Опт </w:t>
+      </w:r>
+      <w:proofErr w:type="spellStart"/>
+      <w:r>
+        <w:t>Груп</w:t>
+      </w:r>
+      <w:proofErr w:type="spellEnd"/>
+      <w:r>
+        <w:t xml:space="preserve">» (Заказчик) и </w:t>
       </w:r>
       <w:r>
         <w:rPr>
@@ -2103,12 +2718,14 @@
         </w:rPr>
         <w:t>{{</w:t>
       </w:r>
+      <w:proofErr w:type="spellStart"/>
       <w:r>
         <w:rPr>
           <w:lang w:val="en-US"/>
         </w:rPr>
         <w:t>fio</w:t>
       </w:r>
+      <w:proofErr w:type="spellEnd"/>
       <w:r>
         <w:rPr>
           <w:lang w:val="ru-RU"/>
@@ -2136,7 +2753,7 @@
     <w:tbl>
       <w:tblPr>
         <w:tblStyle w:val="a6"/>
-        <w:tblW w:w="9630" w:type="dxa"/>
+        <w:tblW w:w="9060" w:type="dxa"/>
         <w:tblInd w:w="0" w:type="dxa"/>
         <w:tblBorders>
           <w:top w:val="single" w:sz="8" w:space="0" w:color="000000"/>
@@ -2151,11 +2768,10 @@
       </w:tblPr>
       <w:tblGrid>
         <w:gridCol w:w="870"/>
-        <w:gridCol w:w="1950"/>
-        <w:gridCol w:w="1995"/>
-        <w:gridCol w:w="1965"/>
-        <w:gridCol w:w="1245"/>
-        <w:gridCol w:w="1605"/>
+        <w:gridCol w:w="2100"/>
+        <w:gridCol w:w="2565"/>
+        <w:gridCol w:w="1620"/>
+        <w:gridCol w:w="1905"/>
       </w:tblGrid>
       <w:tr>
         <w:tc>
@@ -2185,7 +2801,7 @@
             <w:sdt>
               <w:sdtPr>
                 <w:tag w:val="goog_rdk_0"/>
-                <w:id w:val="1916222758"/>
+                <w:id w:val="-432687265"/>
               </w:sdtPr>
               <w:sdtEndPr/>
               <w:sdtContent>
@@ -2205,7 +2821,7 @@
         </w:tc>
         <w:tc>
           <w:tcPr>
-            <w:tcW w:w="1950" w:type="dxa"/>
+            <w:tcW w:w="2100" w:type="dxa"/>
             <w:shd w:val="clear" w:color="auto" w:fill="auto"/>
             <w:tcMar>
               <w:top w:w="100" w:type="dxa"/>
@@ -2216,16 +2832,25 @@
           </w:tcPr>
           <w:p>
             <w:pPr>
-              <w:spacing w:after="0" w:line="240" w:lineRule="auto"/>
-            </w:pPr>
-            <w:r>
-              <w:t>Адрес страницы (URL) Исполнителя</w:t>
+              <w:widowControl w:val="0"/>
+              <w:pBdr>
+                <w:top w:val="nil"/>
+                <w:left w:val="nil"/>
+                <w:bottom w:val="nil"/>
+                <w:right w:val="nil"/>
+                <w:between w:val="nil"/>
+              </w:pBdr>
+              <w:spacing w:after="0" w:line="240" w:lineRule="auto"/>
+              <w:jc w:val="left"/>
+            </w:pPr>
+            <w:r>
+              <w:t>Описание и формат размещения</w:t>
             </w:r>
           </w:p>
         </w:tc>
         <w:tc>
           <w:tcPr>
-            <w:tcW w:w="1995" w:type="dxa"/>
+            <w:tcW w:w="2565" w:type="dxa"/>
             <w:shd w:val="clear" w:color="auto" w:fill="auto"/>
             <w:tcMar>
               <w:top w:w="100" w:type="dxa"/>
@@ -2248,13 +2873,13 @@
               <w:jc w:val="left"/>
             </w:pPr>
             <w:r>
-              <w:t>Описание и формат размещения</w:t>
+              <w:t>Содержание материала /ТЗ</w:t>
             </w:r>
           </w:p>
         </w:tc>
         <w:tc>
           <w:tcPr>
-            <w:tcW w:w="1965" w:type="dxa"/>
+            <w:tcW w:w="1620" w:type="dxa"/>
             <w:shd w:val="clear" w:color="auto" w:fill="auto"/>
             <w:tcMar>
               <w:top w:w="100" w:type="dxa"/>
@@ -2277,42 +2902,13 @@
               <w:jc w:val="left"/>
             </w:pPr>
             <w:r>
-              <w:t>Содержание материала /ТЗ</w:t>
+              <w:t>Срок размещения</w:t>
             </w:r>
           </w:p>
         </w:tc>
         <w:tc>
           <w:tcPr>
-            <w:tcW w:w="1245" w:type="dxa"/>
-            <w:shd w:val="clear" w:color="auto" w:fill="auto"/>
-            <w:tcMar>
-              <w:top w:w="100" w:type="dxa"/>
-              <w:left w:w="100" w:type="dxa"/>
-              <w:bottom w:w="100" w:type="dxa"/>
-              <w:right w:w="100" w:type="dxa"/>
-            </w:tcMar>
-          </w:tcPr>
-          <w:p>
-            <w:pPr>
-              <w:widowControl w:val="0"/>
-              <w:pBdr>
-                <w:top w:val="nil"/>
-                <w:left w:val="nil"/>
-                <w:bottom w:val="nil"/>
-                <w:right w:val="nil"/>
-                <w:between w:val="nil"/>
-              </w:pBdr>
-              <w:spacing w:after="0" w:line="240" w:lineRule="auto"/>
-              <w:jc w:val="left"/>
-            </w:pPr>
-            <w:r>
-              <w:t>Срок размещения</w:t>
-            </w:r>
-          </w:p>
-        </w:tc>
-        <w:tc>
-          <w:tcPr>
-            <w:tcW w:w="1605" w:type="dxa"/>
+            <w:tcW w:w="1905" w:type="dxa"/>
             <w:shd w:val="clear" w:color="auto" w:fill="auto"/>
             <w:tcMar>
               <w:top w:w="100" w:type="dxa"/>
@@ -2364,21 +2960,15 @@
               </w:pBdr>
               <w:spacing w:after="0" w:line="240" w:lineRule="auto"/>
               <w:jc w:val="left"/>
-              <w:rPr>
-                <w:highlight w:val="yellow"/>
-              </w:rPr>
-            </w:pPr>
-            <w:r>
-              <w:rPr>
-                <w:highlight w:val="yellow"/>
-              </w:rPr>
+            </w:pPr>
+            <w:r>
               <w:t>1.</w:t>
             </w:r>
           </w:p>
         </w:tc>
         <w:tc>
           <w:tcPr>
-            <w:tcW w:w="1950" w:type="dxa"/>
+            <w:tcW w:w="2100" w:type="dxa"/>
             <w:shd w:val="clear" w:color="auto" w:fill="auto"/>
             <w:tcMar>
               <w:top w:w="100" w:type="dxa"/>
@@ -2399,21 +2989,32 @@
               </w:pBdr>
               <w:spacing w:after="0" w:line="240" w:lineRule="auto"/>
               <w:jc w:val="left"/>
-              <w:rPr>
-                <w:highlight w:val="yellow"/>
-              </w:rPr>
-            </w:pPr>
-            <w:r>
-              <w:rPr>
-                <w:highlight w:val="yellow"/>
-              </w:rPr>
-              <w:t>Ник блогера</w:t>
+            </w:pPr>
+            <w:r>
+              <w:t>Создание видеоматериалов,</w:t>
+            </w:r>
+          </w:p>
+          <w:p>
+            <w:pPr>
+              <w:widowControl w:val="0"/>
+              <w:pBdr>
+                <w:top w:val="nil"/>
+                <w:left w:val="nil"/>
+                <w:bottom w:val="nil"/>
+                <w:right w:val="nil"/>
+                <w:between w:val="nil"/>
+              </w:pBdr>
+              <w:spacing w:after="0" w:line="240" w:lineRule="auto"/>
+              <w:jc w:val="left"/>
+            </w:pPr>
+            <w:r>
+              <w:t>обзора</w:t>
             </w:r>
           </w:p>
         </w:tc>
         <w:tc>
           <w:tcPr>
-            <w:tcW w:w="1995" w:type="dxa"/>
+            <w:tcW w:w="2565" w:type="dxa"/>
             <w:shd w:val="clear" w:color="auto" w:fill="auto"/>
             <w:tcMar>
               <w:top w:w="100" w:type="dxa"/>
@@ -2424,6 +3025,42 @@
           </w:tcPr>
           <w:p>
             <w:pPr>
+              <w:spacing w:after="0" w:line="240" w:lineRule="auto"/>
+            </w:pPr>
+            <w:r>
+              <w:t>Обзор детских товаров бренда ООО «</w:t>
+            </w:r>
+            <w:proofErr w:type="spellStart"/>
+            <w:r>
+              <w:t>Бэйби</w:t>
+            </w:r>
+            <w:proofErr w:type="spellEnd"/>
+            <w:r>
+              <w:t xml:space="preserve"> Опт </w:t>
+            </w:r>
+            <w:proofErr w:type="spellStart"/>
+            <w:r>
+              <w:t>Груп</w:t>
+            </w:r>
+            <w:proofErr w:type="spellEnd"/>
+            <w:r>
+              <w:t>»</w:t>
+            </w:r>
+          </w:p>
+        </w:tc>
+        <w:tc>
+          <w:tcPr>
+            <w:tcW w:w="1620" w:type="dxa"/>
+            <w:shd w:val="clear" w:color="auto" w:fill="auto"/>
+            <w:tcMar>
+              <w:top w:w="100" w:type="dxa"/>
+              <w:left w:w="100" w:type="dxa"/>
+              <w:bottom w:w="100" w:type="dxa"/>
+              <w:right w:w="100" w:type="dxa"/>
+            </w:tcMar>
+          </w:tcPr>
+          <w:p>
+            <w:pPr>
               <w:widowControl w:val="0"/>
               <w:pBdr>
                 <w:top w:val="nil"/>
@@ -2436,19 +3073,34 @@
               <w:jc w:val="left"/>
               <w:rPr>
                 <w:highlight w:val="yellow"/>
-              </w:rPr>
-            </w:pPr>
-            <w:r>
-              <w:rPr>
-                <w:highlight w:val="yellow"/>
-              </w:rPr>
-              <w:t>Создание контента</w:t>
+                <w:lang w:val="en-US"/>
+              </w:rPr>
+            </w:pPr>
+            <w:r>
+              <w:rPr>
+                <w:lang w:val="en-US"/>
+              </w:rPr>
+              <w:t>{{</w:t>
+            </w:r>
+            <w:proofErr w:type="spellStart"/>
+            <w:r>
+              <w:rPr>
+                <w:lang w:val="en-US"/>
+              </w:rPr>
+              <w:t>monthyear</w:t>
+            </w:r>
+            <w:proofErr w:type="spellEnd"/>
+            <w:r>
+              <w:rPr>
+                <w:lang w:val="en-US"/>
+              </w:rPr>
+              <w:t>}}</w:t>
             </w:r>
           </w:p>
         </w:tc>
         <w:tc>
           <w:tcPr>
-            <w:tcW w:w="1965" w:type="dxa"/>
+            <w:tcW w:w="1905" w:type="dxa"/>
             <w:shd w:val="clear" w:color="auto" w:fill="auto"/>
             <w:tcMar>
               <w:top w:w="100" w:type="dxa"/>
@@ -2459,32 +3111,6 @@
           </w:tcPr>
           <w:p>
             <w:pPr>
-              <w:spacing w:after="0" w:line="240" w:lineRule="auto"/>
-              <w:rPr>
-                <w:highlight w:val="yellow"/>
-              </w:rPr>
-            </w:pPr>
-            <w:r>
-              <w:rPr>
-                <w:highlight w:val="yellow"/>
-              </w:rPr>
-              <w:t>Обзор детских товаров бренда Twistshake.</w:t>
-            </w:r>
-          </w:p>
-        </w:tc>
-        <w:tc>
-          <w:tcPr>
-            <w:tcW w:w="1245" w:type="dxa"/>
-            <w:shd w:val="clear" w:color="auto" w:fill="auto"/>
-            <w:tcMar>
-              <w:top w:w="100" w:type="dxa"/>
-              <w:left w:w="100" w:type="dxa"/>
-              <w:bottom w:w="100" w:type="dxa"/>
-              <w:right w:w="100" w:type="dxa"/>
-            </w:tcMar>
-          </w:tcPr>
-          <w:p>
-            <w:pPr>
               <w:widowControl w:val="0"/>
               <w:pBdr>
                 <w:top w:val="nil"/>
@@ -2501,228 +3127,15 @@
             </w:pPr>
             <w:r>
               <w:rPr>
-                <w:highlight w:val="yellow"/>
-              </w:rPr>
-              <w:t xml:space="preserve">июнь 2026 г. </w:t>
-            </w:r>
-          </w:p>
-        </w:tc>
-        <w:tc>
-          <w:tcPr>
-            <w:tcW w:w="1605" w:type="dxa"/>
-            <w:shd w:val="clear" w:color="auto" w:fill="auto"/>
-            <w:tcMar>
-              <w:top w:w="100" w:type="dxa"/>
-              <w:left w:w="100" w:type="dxa"/>
-              <w:bottom w:w="100" w:type="dxa"/>
-              <w:right w:w="100" w:type="dxa"/>
-            </w:tcMar>
-          </w:tcPr>
-          <w:p>
-            <w:pPr>
-              <w:widowControl w:val="0"/>
-              <w:pBdr>
-                <w:top w:val="nil"/>
-                <w:left w:val="nil"/>
-                <w:bottom w:val="nil"/>
-                <w:right w:val="nil"/>
-                <w:between w:val="nil"/>
-              </w:pBdr>
-              <w:spacing w:after="0" w:line="240" w:lineRule="auto"/>
-              <w:jc w:val="left"/>
-              <w:rPr>
-                <w:highlight w:val="yellow"/>
-              </w:rPr>
-            </w:pPr>
-            <w:r>
-              <w:rPr>
-                <w:highlight w:val="yellow"/>
-              </w:rPr>
-              <w:t xml:space="preserve"> 000 руб. </w:t>
-            </w:r>
-          </w:p>
-        </w:tc>
-      </w:tr>
-      <w:tr>
-        <w:tc>
-          <w:tcPr>
-            <w:tcW w:w="870" w:type="dxa"/>
-            <w:shd w:val="clear" w:color="auto" w:fill="auto"/>
-            <w:tcMar>
-              <w:top w:w="100" w:type="dxa"/>
-              <w:left w:w="100" w:type="dxa"/>
-              <w:bottom w:w="100" w:type="dxa"/>
-              <w:right w:w="100" w:type="dxa"/>
-            </w:tcMar>
-          </w:tcPr>
-          <w:p>
-            <w:pPr>
-              <w:widowControl w:val="0"/>
-              <w:pBdr>
-                <w:top w:val="nil"/>
-                <w:left w:val="nil"/>
-                <w:bottom w:val="nil"/>
-                <w:right w:val="nil"/>
-                <w:between w:val="nil"/>
-              </w:pBdr>
-              <w:spacing w:after="0" w:line="240" w:lineRule="auto"/>
-              <w:jc w:val="left"/>
-              <w:rPr>
-                <w:highlight w:val="yellow"/>
-              </w:rPr>
-            </w:pPr>
-          </w:p>
-        </w:tc>
-        <w:tc>
-          <w:tcPr>
-            <w:tcW w:w="1950" w:type="dxa"/>
-            <w:shd w:val="clear" w:color="auto" w:fill="auto"/>
-            <w:tcMar>
-              <w:top w:w="100" w:type="dxa"/>
-              <w:left w:w="100" w:type="dxa"/>
-              <w:bottom w:w="100" w:type="dxa"/>
-              <w:right w:w="100" w:type="dxa"/>
-            </w:tcMar>
-          </w:tcPr>
-          <w:p>
-            <w:pPr>
-              <w:widowControl w:val="0"/>
-              <w:spacing w:after="0" w:line="240" w:lineRule="auto"/>
-              <w:jc w:val="left"/>
-              <w:rPr>
-                <w:highlight w:val="yellow"/>
-              </w:rPr>
-            </w:pPr>
-            <w:r>
-              <w:rPr>
-                <w:highlight w:val="yellow"/>
-              </w:rPr>
-              <w:t>ИТОГО</w:t>
-            </w:r>
-          </w:p>
-        </w:tc>
-        <w:tc>
-          <w:tcPr>
-            <w:tcW w:w="1995" w:type="dxa"/>
-            <w:shd w:val="clear" w:color="auto" w:fill="auto"/>
-            <w:tcMar>
-              <w:top w:w="100" w:type="dxa"/>
-              <w:left w:w="100" w:type="dxa"/>
-              <w:bottom w:w="100" w:type="dxa"/>
-              <w:right w:w="100" w:type="dxa"/>
-            </w:tcMar>
-          </w:tcPr>
-          <w:p>
-            <w:pPr>
-              <w:widowControl w:val="0"/>
-              <w:pBdr>
-                <w:top w:val="nil"/>
-                <w:left w:val="nil"/>
-                <w:bottom w:val="nil"/>
-                <w:right w:val="nil"/>
-                <w:between w:val="nil"/>
-              </w:pBdr>
-              <w:spacing w:after="0" w:line="240" w:lineRule="auto"/>
-              <w:jc w:val="left"/>
-              <w:rPr>
-                <w:highlight w:val="yellow"/>
-              </w:rPr>
-            </w:pPr>
-          </w:p>
-        </w:tc>
-        <w:tc>
-          <w:tcPr>
-            <w:tcW w:w="1965" w:type="dxa"/>
-            <w:shd w:val="clear" w:color="auto" w:fill="auto"/>
-            <w:tcMar>
-              <w:top w:w="100" w:type="dxa"/>
-              <w:left w:w="100" w:type="dxa"/>
-              <w:bottom w:w="100" w:type="dxa"/>
-              <w:right w:w="100" w:type="dxa"/>
-            </w:tcMar>
-          </w:tcPr>
-          <w:p>
-            <w:pPr>
-              <w:pBdr>
-                <w:top w:val="nil"/>
-                <w:left w:val="nil"/>
-                <w:bottom w:val="nil"/>
-                <w:right w:val="nil"/>
-                <w:between w:val="nil"/>
-              </w:pBdr>
-              <w:spacing w:after="0" w:line="240" w:lineRule="auto"/>
-              <w:jc w:val="left"/>
-              <w:rPr>
-                <w:highlight w:val="yellow"/>
-              </w:rPr>
-            </w:pPr>
-          </w:p>
-        </w:tc>
-        <w:tc>
-          <w:tcPr>
-            <w:tcW w:w="1245" w:type="dxa"/>
-            <w:shd w:val="clear" w:color="auto" w:fill="auto"/>
-            <w:tcMar>
-              <w:top w:w="100" w:type="dxa"/>
-              <w:left w:w="100" w:type="dxa"/>
-              <w:bottom w:w="100" w:type="dxa"/>
-              <w:right w:w="100" w:type="dxa"/>
-            </w:tcMar>
-          </w:tcPr>
-          <w:p>
-            <w:pPr>
-              <w:widowControl w:val="0"/>
-              <w:pBdr>
-                <w:top w:val="nil"/>
-                <w:left w:val="nil"/>
-                <w:bottom w:val="nil"/>
-                <w:right w:val="nil"/>
-                <w:between w:val="nil"/>
-              </w:pBdr>
-              <w:spacing w:after="0" w:line="240" w:lineRule="auto"/>
-              <w:jc w:val="left"/>
-              <w:rPr>
-                <w:highlight w:val="yellow"/>
-              </w:rPr>
-            </w:pPr>
-          </w:p>
-        </w:tc>
-        <w:tc>
-          <w:tcPr>
-            <w:tcW w:w="1605" w:type="dxa"/>
-            <w:shd w:val="clear" w:color="auto" w:fill="auto"/>
-            <w:tcMar>
-              <w:top w:w="100" w:type="dxa"/>
-              <w:left w:w="100" w:type="dxa"/>
-              <w:bottom w:w="100" w:type="dxa"/>
-              <w:right w:w="100" w:type="dxa"/>
-            </w:tcMar>
-          </w:tcPr>
-          <w:p>
-            <w:pPr>
-              <w:widowControl w:val="0"/>
-              <w:pBdr>
-                <w:top w:val="nil"/>
-                <w:left w:val="nil"/>
-                <w:bottom w:val="nil"/>
-                <w:right w:val="nil"/>
-                <w:between w:val="nil"/>
-              </w:pBdr>
-              <w:spacing w:after="0" w:line="240" w:lineRule="auto"/>
-              <w:jc w:val="left"/>
-              <w:rPr>
-                <w:highlight w:val="yellow"/>
-              </w:rPr>
-            </w:pPr>
-            <w:r>
-              <w:rPr>
                 <w:lang w:val="en-US"/>
               </w:rPr>
               <w:t>{{a</w:t>
             </w:r>
+            <w:proofErr w:type="spellStart"/>
             <w:r>
               <w:t>mount</w:t>
             </w:r>
+            <w:proofErr w:type="spellEnd"/>
             <w:r>
               <w:rPr>
                 <w:lang w:val="en-US"/>
@@ -2730,9 +3143,6 @@
               <w:t>}}</w:t>
             </w:r>
             <w:r>
-              <w:rPr>
-                <w:highlight w:val="yellow"/>
-              </w:rPr>
               <w:t xml:space="preserve"> </w:t>
             </w:r>
             <w:r>
@@ -2779,15 +3189,13 @@
       </w:pPr>
       <w:r>
         <w:br/>
-        <w:t>2.1. Исполнитель обязан в течение 2 (двух) рабочих дней после выхода материалов направить Заказчику:</w:t>
-      </w:r>
-    </w:p>
-    <w:p>
-      <w:pPr>
-        <w:numPr>
-          <w:ilvl w:val="0"/>
-          <w:numId w:val="4"/>
-        </w:numPr>
+      </w:r>
+      <w:r>
+        <w:t>2.1. Исполнитель обязан в течение 2 (двух) рабочих дней после создания материалов направить Заказчик готовые видеоматериалы либо прямые ссылки на файлы с видеоматериалами.</w:t>
+      </w:r>
+    </w:p>
+    <w:p>
+      <w:pPr>
         <w:tabs>
           <w:tab w:val="left" w:pos="284"/>
           <w:tab w:val="left" w:pos="284"/>
@@ -2797,39 +3205,10 @@
         </w:tabs>
       </w:pPr>
       <w:r>
-        <w:t>прямые ссылки на опубликованные материалы;</w:t>
-      </w:r>
-    </w:p>
-    <w:p>
-      <w:pPr>
-        <w:numPr>
-          <w:ilvl w:val="0"/>
-          <w:numId w:val="4"/>
-        </w:numPr>
-        <w:tabs>
-          <w:tab w:val="left" w:pos="284"/>
-          <w:tab w:val="left" w:pos="284"/>
-          <w:tab w:val="left" w:pos="284"/>
-          <w:tab w:val="left" w:pos="283"/>
-          <w:tab w:val="left" w:pos="699"/>
-        </w:tabs>
-      </w:pPr>
-      <w:r>
-        <w:t>скриншоты, подтверждающие факт размещения и наличие маркировки;</w:t>
-      </w:r>
-    </w:p>
-    <w:p>
-      <w:pPr>
-        <w:tabs>
-          <w:tab w:val="left" w:pos="284"/>
-          <w:tab w:val="left" w:pos="284"/>
-          <w:tab w:val="left" w:pos="284"/>
-          <w:tab w:val="left" w:pos="283"/>
-          <w:tab w:val="left" w:pos="699"/>
-        </w:tabs>
-      </w:pPr>
-      <w:r>
-        <w:t>2.2. Заказчик в течение 3 (трёх) рабочих дней проверяет соответствие ТЗ и подписывает Акт либо направляет мотивированный отказ.</w:t>
+        <w:t>2.2. Заказчик в течение 3 (трёх) рабочих дней проверяет соответствие ТЗ и подписывае</w:t>
+      </w:r>
+      <w:r>
+        <w:t>т Акт либо направляет мотивированный отказ.</w:t>
       </w:r>
     </w:p>
     <w:p>
@@ -2968,36 +3347,29 @@
               <w:rPr>
                 <w:b/>
                 <w:bCs/>
-                <w:highlight w:val="yellow"/>
-              </w:rPr>
-            </w:pPr>
-          </w:p>
-          <w:p>
-            <w:pPr>
-              <w:tabs>
-                <w:tab w:val="left" w:pos="284"/>
-                <w:tab w:val="left" w:pos="284"/>
-                <w:tab w:val="left" w:pos="284"/>
-              </w:tabs>
-              <w:spacing w:after="0" w:line="240" w:lineRule="auto"/>
-              <w:rPr>
-                <w:highlight w:val="yellow"/>
-              </w:rPr>
-            </w:pPr>
-          </w:p>
-          <w:p>
-            <w:pPr>
-              <w:tabs>
-                <w:tab w:val="left" w:pos="284"/>
-                <w:tab w:val="left" w:pos="284"/>
-                <w:tab w:val="left" w:pos="284"/>
-                <w:tab w:val="left" w:pos="283"/>
-              </w:tabs>
-              <w:spacing w:after="0" w:line="240" w:lineRule="auto"/>
-              <w:jc w:val="left"/>
-              <w:rPr>
-                <w:highlight w:val="yellow"/>
-              </w:rPr>
+              </w:rPr>
+            </w:pPr>
+          </w:p>
+          <w:p>
+            <w:pPr>
+              <w:tabs>
+                <w:tab w:val="left" w:pos="284"/>
+                <w:tab w:val="left" w:pos="284"/>
+                <w:tab w:val="left" w:pos="284"/>
+              </w:tabs>
+              <w:spacing w:after="0" w:line="240" w:lineRule="auto"/>
+            </w:pPr>
+          </w:p>
+          <w:p>
+            <w:pPr>
+              <w:tabs>
+                <w:tab w:val="left" w:pos="284"/>
+                <w:tab w:val="left" w:pos="284"/>
+                <w:tab w:val="left" w:pos="284"/>
+                <w:tab w:val="left" w:pos="283"/>
+              </w:tabs>
+              <w:spacing w:after="0" w:line="240" w:lineRule="auto"/>
+              <w:jc w:val="left"/>
             </w:pPr>
             <w:r>
               <w:rPr>
@@ -3010,8 +3382,40 @@
               <w:rPr>
                 <w:b/>
                 <w:bCs/>
-              </w:rPr>
-              <w:t>{{ruk_name}}</w:t>
+                <w:lang w:val="en-US"/>
+              </w:rPr>
+              <w:t xml:space="preserve"> </w:t>
+            </w:r>
+            <w:r>
+              <w:rPr>
+                <w:b/>
+                <w:bCs/>
+              </w:rPr>
+              <w:t>{{</w:t>
+            </w:r>
+            <w:proofErr w:type="spellStart"/>
+            <w:r>
+              <w:rPr>
+                <w:b/>
+                <w:bCs/>
+              </w:rPr>
+              <w:t>ruk_name</w:t>
+            </w:r>
+            <w:proofErr w:type="spellEnd"/>
+            <w:r>
+              <w:rPr>
+                <w:b/>
+                <w:bCs/>
+              </w:rPr>
+              <w:t>}}</w:t>
+            </w:r>
+            <w:r>
+              <w:rPr>
+                <w:b/>
+                <w:bCs/>
+                <w:lang w:val="en-US"/>
+              </w:rPr>
+              <w:t xml:space="preserve"> </w:t>
             </w:r>
             <w:r>
               <w:rPr>
@@ -3180,64 +3584,89 @@
               </w:tabs>
               <w:spacing w:after="0" w:line="240" w:lineRule="auto"/>
               <w:jc w:val="left"/>
-            </w:pPr>
-            <w:r>
               <w:rPr>
                 <w:b/>
                 <w:bCs/>
-              </w:rPr>
-              <w:t>______________</w:t>
-            </w:r>
+                <w:highlight w:val="yellow"/>
+              </w:rPr>
+            </w:pPr>
             <w:r>
               <w:rPr>
                 <w:b/>
                 <w:bCs/>
               </w:rPr>
-              <w:t>_/</w:t>
-            </w:r>
-            <w:r>
-              <w:rPr>
-                <w:lang w:val="ru-RU"/>
-              </w:rPr>
-              <w:t>{{</w:t>
-            </w:r>
-            <w:r>
-              <w:rPr>
-                <w:lang w:val="en-US"/>
-              </w:rPr>
-              <w:t>fio</w:t>
-            </w:r>
-            <w:r>
-              <w:rPr>
-                <w:lang w:val="ru-RU"/>
-              </w:rPr>
-              <w:t>_</w:t>
-            </w:r>
-            <w:r>
-              <w:rPr>
-                <w:lang w:val="en-US"/>
-              </w:rPr>
-              <w:t>initials</w:t>
-            </w:r>
-            <w:r>
-              <w:rPr>
-                <w:lang w:val="ru-RU"/>
-              </w:rPr>
-              <w:t>}</w:t>
-            </w:r>
-            <w:r>
-              <w:rPr>
-                <w:lang w:val="ru-RU"/>
-              </w:rPr>
-              <w:t>}</w:t>
+              <w:t>______________</w:t>
             </w:r>
             <w:r>
               <w:rPr>
                 <w:b/>
                 <w:bCs/>
               </w:rPr>
+              <w:t xml:space="preserve">_/ </w:t>
+            </w:r>
+            <w:r>
+              <w:rPr>
+                <w:lang w:val="ru-RU"/>
+              </w:rPr>
+              <w:t>{{</w:t>
+            </w:r>
+            <w:proofErr w:type="spellStart"/>
+            <w:r>
+              <w:rPr>
+                <w:lang w:val="en-US"/>
+              </w:rPr>
+              <w:t>fio</w:t>
+            </w:r>
+            <w:proofErr w:type="spellEnd"/>
+            <w:r>
+              <w:rPr>
+                <w:lang w:val="ru-RU"/>
+              </w:rPr>
+              <w:t>_</w:t>
+            </w:r>
+            <w:r>
+              <w:rPr>
+                <w:lang w:val="en-US"/>
+              </w:rPr>
+              <w:t>initials</w:t>
+            </w:r>
+            <w:r>
+              <w:rPr>
+                <w:lang w:val="ru-RU"/>
+              </w:rPr>
+              <w:t>}</w:t>
+            </w:r>
+            <w:r>
+              <w:rPr>
+                <w:lang w:val="ru-RU"/>
+              </w:rPr>
+              <w:t>}</w:t>
+            </w:r>
+            <w:r>
+              <w:rPr>
+                <w:lang w:val="en-US"/>
+              </w:rPr>
+              <w:t xml:space="preserve"> </w:t>
+            </w:r>
+            <w:r>
+              <w:rPr>
+                <w:b/>
+                <w:bCs/>
+              </w:rPr>
               <w:t>/</w:t>
             </w:r>
+          </w:p>
+          <w:p>
+            <w:pPr>
+              <w:tabs>
+                <w:tab w:val="left" w:pos="284"/>
+                <w:tab w:val="left" w:pos="284"/>
+                <w:tab w:val="left" w:pos="284"/>
+                <w:tab w:val="left" w:pos="283"/>
+              </w:tabs>
+              <w:spacing w:after="0" w:line="240" w:lineRule="auto"/>
+              <w:jc w:val="left"/>
+            </w:pPr>
           </w:p>
         </w:tc>
       </w:tr>
@@ -3618,7 +4047,43 @@
         <w:sz w:val="12"/>
         <w:szCs w:val="12"/>
       </w:rPr>
-      <w:t>Коммерческая тайна ООО «Бэйби Опт Груп»</w:t>
+      <w:t>Коммерческая тайна ООО «</w:t>
+    </w:r>
+    <w:proofErr w:type="spellStart"/>
+    <w:r>
+      <w:rPr>
+        <w:color w:val="999999"/>
+        <w:sz w:val="12"/>
+        <w:szCs w:val="12"/>
+      </w:rPr>
+      <w:t>Бэйби</w:t>
+    </w:r>
+    <w:proofErr w:type="spellEnd"/>
+    <w:r>
+      <w:rPr>
+        <w:color w:val="999999"/>
+        <w:sz w:val="12"/>
+        <w:szCs w:val="12"/>
+      </w:rPr>
+      <w:t xml:space="preserve"> Опт </w:t>
+    </w:r>
+    <w:proofErr w:type="spellStart"/>
+    <w:r>
+      <w:rPr>
+        <w:color w:val="999999"/>
+        <w:sz w:val="12"/>
+        <w:szCs w:val="12"/>
+      </w:rPr>
+      <w:t>Груп</w:t>
+    </w:r>
+    <w:proofErr w:type="spellEnd"/>
+    <w:r>
+      <w:rPr>
+        <w:color w:val="999999"/>
+        <w:sz w:val="12"/>
+        <w:szCs w:val="12"/>
+      </w:rPr>
+      <w:t>»</w:t>
     </w:r>
   </w:p>
 </w:hdr>
@@ -3627,9 +4092,9 @@
 <file path=word/numbering.xml><?xml version="1.0" encoding="utf-8"?>
 <w:numbering xmlns:wpc="http://schemas.microsoft.com/office/word/2010/wordprocessingCanvas" xmlns:cx="http://schemas.microsoft.com/office/drawing/2014/chartex" xmlns:cx1="http://schemas.microsoft.com/office/drawing/2015/9/8/chartex" xmlns:cx2="http://schemas.microsoft.com/office/drawing/2015/10/21/chartex" xmlns:cx3="http://schemas.microsoft.com/office/drawing/2016/5/9/chartex" xmlns:cx4="http://schemas.microsoft.com/office/drawing/2016/5/10/chartex" xmlns:cx5="http://schemas.microsoft.com/office/drawing/2016/5/11/chartex" xmlns:cx6="http://schemas.microsoft.com/office/drawing/2016/5/12/chartex" xmlns:cx7="http://schemas.microsoft.com/office/drawing/2016/5/13/chartex" xmlns:cx8="http://schemas.microsoft.com/office/drawing/2016/5/14/chartex" xmlns:mc="http://schemas.openxmlformats.org/markup-compatibility/2006" xmlns:aink="http://schemas.microsoft.com/office/drawing/2016/ink" xmlns:am3d="http://schemas.microsoft.com/office/drawing/2017/model3d" xmlns:o="urn:schemas-microsoft-com:office:office" xmlns:r="http://schemas.openxmlformats.org/officeDocument/2006/relationships" xmlns:m="http://schemas.openxmlformats.org/officeDocument/2006/math" xmlns:v="urn:schemas-microsoft-com:vml" xmlns:wp14="http://schemas.microsoft.com/office/word/2010/wordprocessingDrawing" xmlns:wp="http://schemas.openxmlformats.org/drawingml/2006/wordprocessingDrawing" xmlns:w10="urn:schemas-microsoft-com:office:word" xmlns:w="http://schemas.openxmlformats.org/wordprocessingml/2006/main" xmlns:w14="http://schemas.microsoft.com/office/word/2010/wordml" xmlns:w15="http://schemas.microsoft.com/office/word/2012/wordml" xmlns:w16cex="http://schemas.microsoft.com/office/word/2018/wordml/cex" xmlns:w16cid="http://schemas.microsoft.com/office/word/2016/wordml/cid" xmlns:w16="http://schemas.microsoft.com/office/word/2018/wordml" xmlns:w16sdtdh="http://schemas.microsoft.com/office/word/2020/wordml/sdtdatahash" xmlns:w16se="http://schemas.microsoft.com/office/word/2015/wordml/symex" xmlns:wpg="http://schemas.microsoft.com/office/word/2010/wordprocessingGroup" xmlns:wpi="http://schemas.microsoft.com/office/word/2010/wordprocessingInk" xmlns:wne="http://schemas.microsoft.com/office/word/2006/wordml" xmlns:wps="http://schemas.microsoft.com/office/word/2010/wordprocessingShape" mc:Ignorable="w14 w15 w16se w16cid w16 w16cex w16sdtdh wp14">
   <w:abstractNum w:abstractNumId="0" w15:restartNumberingAfterBreak="0">
-    <w:nsid w:val="04D50D71"/>
+    <w:nsid w:val="23D01B51"/>
     <w:multiLevelType w:val="multilevel"/>
-    <w:tmpl w:val="9A786F78"/>
+    <w:tmpl w:val="3BD605D6"/>
     <w:lvl w:ilvl="0">
       <w:start w:val="1"/>
       <w:numFmt w:val="bullet"/>
@@ -3744,9 +4209,9 @@
     </w:lvl>
   </w:abstractNum>
   <w:abstractNum w:abstractNumId="1" w15:restartNumberingAfterBreak="0">
-    <w:nsid w:val="06D96AB8"/>
+    <w:nsid w:val="2DDA437F"/>
     <w:multiLevelType w:val="multilevel"/>
-    <w:tmpl w:val="BCF45D20"/>
+    <w:tmpl w:val="60D8CCDE"/>
     <w:lvl w:ilvl="0">
       <w:start w:val="1"/>
       <w:numFmt w:val="bullet"/>
@@ -3861,122 +4326,9 @@
     </w:lvl>
   </w:abstractNum>
   <w:abstractNum w:abstractNumId="2" w15:restartNumberingAfterBreak="0">
-    <w:nsid w:val="0DB74549"/>
+    <w:nsid w:val="406F1338"/>
     <w:multiLevelType w:val="multilevel"/>
-    <w:tmpl w:val="9B28E342"/>
-    <w:lvl w:ilvl="0">
-      <w:start w:val="1"/>
-      <w:numFmt w:val="decimal"/>
-      <w:lvlText w:val="%1."/>
-      <w:lvlJc w:val="right"/>
-      <w:pPr>
-        <w:ind w:left="720" w:hanging="360"/>
-      </w:pPr>
-      <w:rPr>
-        <w:u w:val="none"/>
-      </w:rPr>
-    </w:lvl>
-    <w:lvl w:ilvl="1">
-      <w:start w:val="1"/>
-      <w:numFmt w:val="decimal"/>
-      <w:lvlText w:val="%1.%2."/>
-      <w:lvlJc w:val="right"/>
-      <w:pPr>
-        <w:ind w:left="1440" w:hanging="731"/>
-      </w:pPr>
-      <w:rPr>
-        <w:u w:val="none"/>
-      </w:rPr>
-    </w:lvl>
-    <w:lvl w:ilvl="2">
-      <w:start w:val="1"/>
-      <w:numFmt w:val="decimal"/>
-      <w:lvlText w:val="%1.%2.%3."/>
-      <w:lvlJc w:val="right"/>
-      <w:pPr>
-        <w:ind w:left="2160" w:hanging="360"/>
-      </w:pPr>
-      <w:rPr>
-        <w:u w:val="none"/>
-      </w:rPr>
-    </w:lvl>
-    <w:lvl w:ilvl="3">
-      <w:start w:val="1"/>
-      <w:numFmt w:val="decimal"/>
-      <w:lvlText w:val="%1.%2.%3.%4."/>
-      <w:lvlJc w:val="right"/>
-      <w:pPr>
-        <w:ind w:left="2880" w:hanging="360"/>
-      </w:pPr>
-      <w:rPr>
-        <w:u w:val="none"/>
-      </w:rPr>
-    </w:lvl>
-    <w:lvl w:ilvl="4">
-      <w:start w:val="1"/>
-      <w:numFmt w:val="decimal"/>
-      <w:lvlText w:val="%1.%2.%3.%4.%5."/>
-      <w:lvlJc w:val="right"/>
-      <w:pPr>
-        <w:ind w:left="3600" w:hanging="360"/>
-      </w:pPr>
-      <w:rPr>
-        <w:u w:val="none"/>
-      </w:rPr>
-    </w:lvl>
-    <w:lvl w:ilvl="5">
-      <w:start w:val="1"/>
-      <w:numFmt w:val="decimal"/>
-      <w:lvlText w:val="%1.%2.%3.%4.%5.%6."/>
-      <w:lvlJc w:val="right"/>
-      <w:pPr>
-        <w:ind w:left="4320" w:hanging="360"/>
-      </w:pPr>
-      <w:rPr>
-        <w:u w:val="none"/>
-      </w:rPr>
-    </w:lvl>
-    <w:lvl w:ilvl="6">
-      <w:start w:val="1"/>
-      <w:numFmt w:val="decimal"/>
-      <w:lvlText w:val="%1.%2.%3.%4.%5.%6.%7."/>
-      <w:lvlJc w:val="right"/>
-      <w:pPr>
-        <w:ind w:left="5040" w:hanging="360"/>
-      </w:pPr>
-      <w:rPr>
-        <w:u w:val="none"/>
-      </w:rPr>
-    </w:lvl>
-    <w:lvl w:ilvl="7">
-      <w:start w:val="1"/>
-      <w:numFmt w:val="decimal"/>
-      <w:lvlText w:val="%1.%2.%3.%4.%5.%6.%7.%8."/>
-      <w:lvlJc w:val="right"/>
-      <w:pPr>
-        <w:ind w:left="5760" w:hanging="360"/>
-      </w:pPr>
-      <w:rPr>
-        <w:u w:val="none"/>
-      </w:rPr>
-    </w:lvl>
-    <w:lvl w:ilvl="8">
-      <w:start w:val="1"/>
-      <w:numFmt w:val="decimal"/>
-      <w:lvlText w:val="%1.%2.%3.%4.%5.%6.%7.%8.%9."/>
-      <w:lvlJc w:val="right"/>
-      <w:pPr>
-        <w:ind w:left="6480" w:hanging="360"/>
-      </w:pPr>
-      <w:rPr>
-        <w:u w:val="none"/>
-      </w:rPr>
-    </w:lvl>
-  </w:abstractNum>
-  <w:abstractNum w:abstractNumId="3" w15:restartNumberingAfterBreak="0">
-    <w:nsid w:val="22E15AE2"/>
-    <w:multiLevelType w:val="multilevel"/>
-    <w:tmpl w:val="CBB0CFF8"/>
+    <w:tmpl w:val="EC74C80E"/>
     <w:lvl w:ilvl="0">
       <w:start w:val="1"/>
       <w:numFmt w:val="bullet"/>
@@ -4090,137 +4442,14 @@
       </w:rPr>
     </w:lvl>
   </w:abstractNum>
-  <w:abstractNum w:abstractNumId="4" w15:restartNumberingAfterBreak="0">
-    <w:nsid w:val="7A3A4500"/>
-    <w:multiLevelType w:val="multilevel"/>
-    <w:tmpl w:val="B3FEC74A"/>
-    <w:lvl w:ilvl="0">
-      <w:start w:val="1"/>
-      <w:numFmt w:val="bullet"/>
-      <w:lvlText w:val="●"/>
-      <w:lvlJc w:val="left"/>
-      <w:pPr>
-        <w:ind w:left="720" w:hanging="360"/>
-      </w:pPr>
-      <w:rPr>
-        <w:rFonts w:ascii="Roboto" w:eastAsia="Roboto" w:hAnsi="Roboto" w:cs="Roboto"/>
-        <w:color w:val="0F1115"/>
-        <w:sz w:val="24"/>
-        <w:szCs w:val="24"/>
-        <w:u w:val="none"/>
-      </w:rPr>
-    </w:lvl>
-    <w:lvl w:ilvl="1">
-      <w:start w:val="1"/>
-      <w:numFmt w:val="bullet"/>
-      <w:lvlText w:val="○"/>
-      <w:lvlJc w:val="left"/>
-      <w:pPr>
-        <w:ind w:left="1440" w:hanging="360"/>
-      </w:pPr>
-      <w:rPr>
-        <w:u w:val="none"/>
-      </w:rPr>
-    </w:lvl>
-    <w:lvl w:ilvl="2">
-      <w:start w:val="1"/>
-      <w:numFmt w:val="bullet"/>
-      <w:lvlText w:val="■"/>
-      <w:lvlJc w:val="left"/>
-      <w:pPr>
-        <w:ind w:left="2160" w:hanging="360"/>
-      </w:pPr>
-      <w:rPr>
-        <w:u w:val="none"/>
-      </w:rPr>
-    </w:lvl>
-    <w:lvl w:ilvl="3">
-      <w:start w:val="1"/>
-      <w:numFmt w:val="bullet"/>
-      <w:lvlText w:val="●"/>
-      <w:lvlJc w:val="left"/>
-      <w:pPr>
-        <w:ind w:left="2880" w:hanging="360"/>
-      </w:pPr>
-      <w:rPr>
-        <w:u w:val="none"/>
-      </w:rPr>
-    </w:lvl>
-    <w:lvl w:ilvl="4">
-      <w:start w:val="1"/>
-      <w:numFmt w:val="bullet"/>
-      <w:lvlText w:val="○"/>
-      <w:lvlJc w:val="left"/>
-      <w:pPr>
-        <w:ind w:left="3600" w:hanging="360"/>
-      </w:pPr>
-      <w:rPr>
-        <w:u w:val="none"/>
-      </w:rPr>
-    </w:lvl>
-    <w:lvl w:ilvl="5">
-      <w:start w:val="1"/>
-      <w:numFmt w:val="bullet"/>
-      <w:lvlText w:val="■"/>
-      <w:lvlJc w:val="left"/>
-      <w:pPr>
-        <w:ind w:left="4320" w:hanging="360"/>
-      </w:pPr>
-      <w:rPr>
-        <w:u w:val="none"/>
-      </w:rPr>
-    </w:lvl>
-    <w:lvl w:ilvl="6">
-      <w:start w:val="1"/>
-      <w:numFmt w:val="bullet"/>
-      <w:lvlText w:val="●"/>
-      <w:lvlJc w:val="left"/>
-      <w:pPr>
-        <w:ind w:left="5040" w:hanging="360"/>
-      </w:pPr>
-      <w:rPr>
-        <w:u w:val="none"/>
-      </w:rPr>
-    </w:lvl>
-    <w:lvl w:ilvl="7">
-      <w:start w:val="1"/>
-      <w:numFmt w:val="bullet"/>
-      <w:lvlText w:val="○"/>
-      <w:lvlJc w:val="left"/>
-      <w:pPr>
-        <w:ind w:left="5760" w:hanging="360"/>
-      </w:pPr>
-      <w:rPr>
-        <w:u w:val="none"/>
-      </w:rPr>
-    </w:lvl>
-    <w:lvl w:ilvl="8">
-      <w:start w:val="1"/>
-      <w:numFmt w:val="bullet"/>
-      <w:lvlText w:val="■"/>
-      <w:lvlJc w:val="left"/>
-      <w:pPr>
-        <w:ind w:left="6480" w:hanging="360"/>
-      </w:pPr>
-      <w:rPr>
-        <w:u w:val="none"/>
-      </w:rPr>
-    </w:lvl>
-  </w:abstractNum>
   <w:num w:numId="1">
-    <w:abstractNumId w:val="3"/>
+    <w:abstractNumId w:val="2"/>
   </w:num>
   <w:num w:numId="2">
-    <w:abstractNumId w:val="4"/>
+    <w:abstractNumId w:val="0"/>
   </w:num>
   <w:num w:numId="3">
-    <w:abstractNumId w:val="2"/>
-  </w:num>
-  <w:num w:numId="4">
     <w:abstractNumId w:val="1"/>
-  </w:num>
-  <w:num w:numId="5">
-    <w:abstractNumId w:val="0"/>
   </w:num>
 </w:numbering>
 </file>
@@ -4624,7 +4853,6 @@
   <w:style w:type="paragraph" w:default="1" w:styleId="a">
     <w:name w:val="Normal"/>
     <w:qFormat/>
-    <w:rsid w:val="00CE6E55"/>
   </w:style>
   <w:style w:type="paragraph" w:styleId="1">
     <w:name w:val="heading 1"/>
@@ -4825,33 +5053,11 @@
       <w:tblStyleColBandSize w:val="1"/>
     </w:tblPr>
   </w:style>
-  <w:style w:type="paragraph" w:styleId="a8">
-    <w:name w:val="header"/>
-    <w:basedOn w:val="a"/>
-    <w:link w:val="a9"/>
-    <w:uiPriority w:val="99"/>
-    <w:unhideWhenUsed/>
-    <w:rsid w:val="0067711B"/>
-    <w:pPr>
-      <w:tabs>
-        <w:tab w:val="center" w:pos="4677"/>
-        <w:tab w:val="right" w:pos="9355"/>
-      </w:tabs>
-      <w:spacing w:after="0" w:line="240" w:lineRule="auto"/>
-    </w:pPr>
-  </w:style>
-  <w:style w:type="character" w:customStyle="1" w:styleId="a9">
-    <w:name w:val="Верхний колонтитул Знак"/>
-    <w:basedOn w:val="a0"/>
-    <w:link w:val="a8"/>
-    <w:uiPriority w:val="99"/>
-    <w:rsid w:val="0067711B"/>
-  </w:style>
-  <w:style w:type="table" w:styleId="aa">
+  <w:style w:type="table" w:styleId="a8">
     <w:name w:val="Table Grid"/>
     <w:basedOn w:val="a1"/>
     <w:uiPriority w:val="39"/>
-    <w:rsid w:val="00CE6E55"/>
+    <w:rsid w:val="0018142C"/>
     <w:pPr>
       <w:spacing w:after="0" w:line="240" w:lineRule="auto"/>
     </w:pPr>
@@ -5191,7 +5397,7 @@
 
 <file path=customXml/item1.xml><?xml version="1.0" encoding="utf-8"?>
 <go:gDocsCustomXmlDataStorage xmlns:go="http://customooxmlschemas.google.com/" xmlns:r="http://schemas.openxmlformats.org/officeDocument/2006/relationships" uri="GoogleDocsCustomDataVersion2">
-  <go:docsCustomData xmlns:go="http://customooxmlschemas.google.com/" roundtripDataSignature="AMtx7miyj3R/rgzTuMgMzlaHncjXhTseZw==">CgMxLjAaJQoBMBIgCh4IB0IaCgZSb2JvdG8SEEFyaWFsIFVuaWNvZGUgTVMaHwoBMRIaChgICVIUChJ0YWJsZS53d2ZtZ2RpYmVyYTMaHwoBMhIaChgICVIUChJ0YWJsZS5sYnRsMDB0bmZ3amYyDmguZXdwa3NwNXlxM2htMghoLmdqZGd4czIJaC4xa3N2NHV2Mg5oLmJiODN3bWNkYWZ5djINaC5odnlyaHkwdWdxcTIOaC5od2s2NXVwOWwxY3AyDmguc3RiNXV0YXlyeDdtOAByITFPZTFyTFVsME1rYlNZWGJVSWpfa3dQd0g4SFZ5b2drNg==</go:docsCustomData>
+  <go:docsCustomData xmlns:go="http://customooxmlschemas.google.com/" roundtripDataSignature="AMtx7miZ4JwbXGw8vJoHaY3zVg00eO3kjg==">CgMxLjAaJQoBMBIgCh4IB0IaCgZSb2JvdG8SEEFyaWFsIFVuaWNvZGUgTVMaHwoBMRIaChgICVIUChJ0YWJsZS53d2ZtZ2RpYmVyYTMaHwoBMhIaChgICVIUChJ0YWJsZS5sYnRsMDB0bmZ3amYyDmguZXdwa3NwNXlxM2htMghoLmdqZGd4czIJaC4xa3N2NHV2Mg5oLmJiODN3bWNkYWZ5djINaC5odnlyaHkwdWdxcTIOaC5od2s2NXVwOWwxY3AyDmguNWttMmxveWRma3hiMg5oLnN0YjV1dGF5cng3bTgAciExbWt6UXF2R0RMV2hxaS1EVUc1eFNNSExTS3hVelFSRG8=</go:docsCustomData>
 </go:gDocsCustomXmlDataStorage>
 </file>
 

--- a/wordtemplates/ip_contract.docx
+++ b/wordtemplates/ip_contract.docx
@@ -16,10 +16,6 @@
         <w:pStyle w:val="a3"/>
         <w:tabs>
           <w:tab w:val="left" w:pos="284"/>
-          <w:tab w:val="left" w:pos="284"/>
-          <w:tab w:val="left" w:pos="284"/>
-          <w:tab w:val="left" w:pos="284"/>
-          <w:tab w:val="left" w:pos="284"/>
           <w:tab w:val="left" w:pos="283"/>
           <w:tab w:val="left" w:pos="699"/>
         </w:tabs>
@@ -67,13 +63,7 @@
         <w:rPr>
           <w:lang w:val="ru-RU"/>
         </w:rPr>
-        <w:t xml:space="preserve"> </w:t>
-      </w:r>
-      <w:r>
-        <w:rPr>
-          <w:lang w:val="ru-RU"/>
-        </w:rPr>
-        <w:t>{{</w:t>
+        <w:t xml:space="preserve"> {{</w:t>
       </w:r>
       <w:proofErr w:type="spellStart"/>
       <w:r>
@@ -286,13 +276,7 @@
         <w:t>}}</w:t>
       </w:r>
       <w:r>
-        <w:t>, ИНН:</w:t>
-      </w:r>
-      <w:r>
-        <w:rPr>
-          <w:highlight w:val="yellow"/>
-        </w:rPr>
-        <w:t xml:space="preserve"> </w:t>
+        <w:t xml:space="preserve">, ИНН: </w:t>
       </w:r>
       <w:r>
         <w:rPr>
@@ -336,10 +320,7 @@
         <w:t>}}</w:t>
       </w:r>
       <w:r>
-        <w:t>,</w:t>
-      </w:r>
-      <w:r>
-        <w:t xml:space="preserve"> именуемый в дальнейшем «Исполнитель», с другой стороны, совместно именуемые «Стороны», заключили настоящий Договор о нижеследующем:</w:t>
+        <w:t>, именуемый в дальнейшем «Исполнитель», с другой стороны, совместно именуемые «Стороны», заключили настоящий Договор о нижеследующем:</w:t>
       </w:r>
     </w:p>
     <w:p>
@@ -380,10 +361,7 @@
       </w:r>
       <w:r>
         <w:tab/>
-        <w:t>Видеоматериалы - аудиовизуальные материалы, создаваемые Исполнителем по задани</w:t>
-      </w:r>
-      <w:r>
-        <w:t>ю Заказчика, в том числе обзор, отзыв, демонстрация товара, распаковка, сценарное или нативное видео, а также иные материалы, согласованные Сторонами в Заявке (техническом задании).</w:t>
+        <w:t>Видеоматериалы - аудиовизуальные материалы, создаваемые Исполнителем по заданию Заказчика, в том числе обзор, отзыв, демонстрация товара, распаковка, сценарное или нативное видео, а также иные материалы, согласованные Сторонами в Заявке (техническом задании).</w:t>
       </w:r>
     </w:p>
     <w:p>
@@ -399,10 +377,7 @@
       </w:r>
       <w:r>
         <w:tab/>
-        <w:t>Техническое задание / Заявка - согласованные Сторонами требования к в</w:t>
-      </w:r>
-      <w:r>
-        <w:t>идеоматериалам: содержание, формат, сроки, продукт, обязательные сообщения, требования к кадру, монтажу и иные условия. Заявка оформляется в Приложении №1 к настоящему Договору и является его неотъемлемой частью.</w:t>
+        <w:t>Техническое задание / Заявка - согласованные Сторонами требования к видеоматериалам: содержание, формат, сроки, продукт, обязательные сообщения, требования к кадру, монтажу и иные условия. Заявка оформляется в Приложении №1 к настоящему Договору и является его неотъемлемой частью.</w:t>
       </w:r>
     </w:p>
     <w:p>
@@ -418,10 +393,7 @@
       </w:r>
       <w:r>
         <w:tab/>
-        <w:t>Результат оказанных услуг - готовые ви</w:t>
-      </w:r>
-      <w:r>
-        <w:t>деоматериалы, переданные Исполнителем Заказчику способом, предусмотренным настоящим Договором, Заявкой или перепиской Сторон.</w:t>
+        <w:t>Результат оказанных услуг - готовые видеоматериалы, переданные Исполнителем Заказчику способом, предусмотренным настоящим Договором, Заявкой или перепиской Сторон.</w:t>
       </w:r>
     </w:p>
     <w:p>
@@ -453,10 +425,7 @@
         </w:tabs>
       </w:pPr>
       <w:r>
-        <w:t>2.1. Заказчик поручает, а Исполнитель принимает на себя обязательство оказать услуги по созданию видеоматериал</w:t>
-      </w:r>
-      <w:r>
-        <w:t xml:space="preserve">ов по заданию Заказчика, передать Заказчику готовый Результат, а также </w:t>
+        <w:t xml:space="preserve">2.1. Заказчик поручает, а Исполнитель принимает на себя обязательство оказать услуги по созданию видеоматериалов по заданию Заказчика, передать Заказчику готовый Результат, а также </w:t>
       </w:r>
       <w:proofErr w:type="spellStart"/>
       <w:r>
@@ -476,18 +445,9 @@
           <w:tab w:val="left" w:pos="283"/>
           <w:tab w:val="left" w:pos="699"/>
         </w:tabs>
-        <w:rPr>
-          <w:highlight w:val="yellow"/>
-        </w:rPr>
-      </w:pPr>
-      <w:r>
-        <w:t>2.2. В</w:t>
-      </w:r>
-      <w:r>
-        <w:t>идеоматериалы создаются для последующего использования Заказчиком в коммерческих, рекламных, информационных и иных законных целях, включая размещение в социальных сетях, рекламных кабинетах, на сайтах, маркетплейсах, в презентациях, рассылках и иных канала</w:t>
-      </w:r>
-      <w:r>
-        <w:t>х.</w:t>
+      </w:pPr>
+      <w:r>
+        <w:t>2.2. Видеоматериалы создаются для последующего использования Заказчиком в коммерческих, рекламных, информационных и иных законных целях, включая размещение в социальных сетях, рекламных кабинетах, на сайтах, маркетплейсах, в презентациях, рассылках и иных каналах.</w:t>
       </w:r>
     </w:p>
     <w:p>
@@ -516,10 +476,7 @@
       </w:pPr>
       <w:r>
         <w:lastRenderedPageBreak/>
-        <w:t>2.4. Результат оказанных услуг оформляется Актом сдачи-приемки оказанных у</w:t>
-      </w:r>
-      <w:r>
-        <w:t>слуг, подписываемым Сторонами.</w:t>
+        <w:t>2.4. Результат оказанных услуг оформляется Актом сдачи-приемки оказанных услуг, подписываемым Сторонами.</w:t>
       </w:r>
     </w:p>
     <w:p>
@@ -626,10 +583,7 @@
         </w:tabs>
       </w:pPr>
       <w:r>
-        <w:t>Оказать</w:t>
-      </w:r>
-      <w:r>
-        <w:t xml:space="preserve"> услуги лично, в полном объёме и в сроки, согласованные в Приложении №1.</w:t>
+        <w:t>Оказать услуги лично, в полном объёме и в сроки, согласованные в Приложении №1.</w:t>
       </w:r>
     </w:p>
     <w:p>
@@ -665,10 +619,7 @@
         </w:tabs>
       </w:pPr>
       <w:r>
-        <w:t>Передать Заказчику готовые видеоматериалы способом, согласованным С</w:t>
-      </w:r>
-      <w:r>
-        <w:t>торонами.</w:t>
+        <w:t>Передать Заказчику готовые видеоматериалы способом, согласованным Сторонами.</w:t>
       </w:r>
     </w:p>
     <w:p>
@@ -722,10 +673,7 @@
         </w:tabs>
       </w:pPr>
       <w:r>
-        <w:t>В случае применения инструмент</w:t>
-      </w:r>
-      <w:r>
-        <w:t>ов искусственного интеллекта при создании контента (тексты, изображения, видео) уведомить об этом Заказчика и получить его согласие.</w:t>
+        <w:t>В случае применения инструментов искусственного интеллекта при создании контента (тексты, изображения, видео) уведомить об этом Заказчика и получить его согласие.</w:t>
       </w:r>
     </w:p>
     <w:p>
@@ -775,10 +723,7 @@
         </w:tabs>
       </w:pPr>
       <w:r>
-        <w:t>Проверять ход и качест</w:t>
-      </w:r>
-      <w:r>
-        <w:t>во оказываемых услуг.</w:t>
+        <w:t>Проверять ход и качество оказываемых услуг.</w:t>
       </w:r>
     </w:p>
     <w:p>
@@ -841,114 +786,101 @@
           <w:sz w:val="24"/>
           <w:szCs w:val="24"/>
         </w:rPr>
-        <w:t>4. С</w:t>
-      </w:r>
+        <w:t>4. СТОИМОСТЬ УСЛУГ И ПОРЯДОК РАСЧЁТОВ</w:t>
+      </w:r>
+    </w:p>
+    <w:p>
+      <w:pPr>
+        <w:tabs>
+          <w:tab w:val="left" w:pos="284"/>
+          <w:tab w:val="left" w:pos="284"/>
+          <w:tab w:val="left" w:pos="284"/>
+          <w:tab w:val="left" w:pos="283"/>
+          <w:tab w:val="left" w:pos="699"/>
+        </w:tabs>
+      </w:pPr>
+      <w:r>
+        <w:t>4.1. Стоимость услуг по настоящему Договору определяется в Приложении №1.</w:t>
+      </w:r>
+    </w:p>
+    <w:p>
+      <w:pPr>
+        <w:tabs>
+          <w:tab w:val="left" w:pos="284"/>
+          <w:tab w:val="left" w:pos="284"/>
+          <w:tab w:val="left" w:pos="284"/>
+          <w:tab w:val="left" w:pos="283"/>
+          <w:tab w:val="left" w:pos="699"/>
+        </w:tabs>
+      </w:pPr>
+      <w:r>
+        <w:t>4.2. Оплата производится в безналичном порядке на расчётный счет Исполнителя в течение 10 рабочих дней после заключения и подписания договора.</w:t>
+      </w:r>
+    </w:p>
+    <w:p>
+      <w:pPr>
+        <w:tabs>
+          <w:tab w:val="left" w:pos="284"/>
+          <w:tab w:val="left" w:pos="284"/>
+          <w:tab w:val="left" w:pos="284"/>
+          <w:tab w:val="left" w:pos="283"/>
+          <w:tab w:val="left" w:pos="699"/>
+        </w:tabs>
+      </w:pPr>
+      <w:r>
+        <w:t>4.3. Если Исполнитель является самозанятым (плательщиком НПД), он обязан сформировать чек и направить его Заказчику в день получения оплаты.</w:t>
+      </w:r>
+      <w:r>
+        <w:br/>
+        <w:t>4.4.</w:t>
+      </w:r>
+      <w:r>
+        <w:tab/>
+        <w:t>Датой оплаты считается дата поступления денежных средств на расчетный счет Исполнителя.</w:t>
+      </w:r>
+    </w:p>
+    <w:p>
+      <w:pPr>
+        <w:tabs>
+          <w:tab w:val="left" w:pos="284"/>
+          <w:tab w:val="left" w:pos="284"/>
+          <w:tab w:val="left" w:pos="284"/>
+          <w:tab w:val="left" w:pos="283"/>
+          <w:tab w:val="left" w:pos="699"/>
+        </w:tabs>
+      </w:pPr>
+      <w:r>
+        <w:lastRenderedPageBreak/>
+        <w:t>4.5.</w:t>
+      </w:r>
+      <w:r>
+        <w:tab/>
+        <w:t>Вознаграждение за отчуждение исключительного права на видеоматериалы, а также за согласие на использование изображения, голоса, имени/псевдонима Исполнителя в составе видеоматериалов включено в стоимость услуг и отдельной оплате не подлежит.</w:t>
+      </w:r>
+    </w:p>
+    <w:p>
+      <w:pPr>
+        <w:tabs>
+          <w:tab w:val="left" w:pos="284"/>
+          <w:tab w:val="left" w:pos="284"/>
+          <w:tab w:val="left" w:pos="284"/>
+          <w:tab w:val="left" w:pos="283"/>
+          <w:tab w:val="left" w:pos="699"/>
+        </w:tabs>
+        <w:jc w:val="center"/>
+      </w:pPr>
       <w:r>
         <w:rPr>
           <w:sz w:val="24"/>
           <w:szCs w:val="24"/>
         </w:rPr>
-        <w:t>ТОИМОСТЬ УСЛУГ И ПОРЯДОК РАСЧЁТОВ</w:t>
-      </w:r>
-    </w:p>
-    <w:p>
-      <w:pPr>
-        <w:tabs>
-          <w:tab w:val="left" w:pos="284"/>
-          <w:tab w:val="left" w:pos="284"/>
-          <w:tab w:val="left" w:pos="284"/>
-          <w:tab w:val="left" w:pos="283"/>
-          <w:tab w:val="left" w:pos="699"/>
-        </w:tabs>
-        <w:rPr>
-          <w:highlight w:val="yellow"/>
-        </w:rPr>
-      </w:pPr>
-      <w:r>
-        <w:t>4.1. Стоимость услуг по настоящему Договору определяется в Приложении №1.</w:t>
-      </w:r>
-    </w:p>
-    <w:p>
-      <w:pPr>
-        <w:tabs>
-          <w:tab w:val="left" w:pos="284"/>
-          <w:tab w:val="left" w:pos="284"/>
-          <w:tab w:val="left" w:pos="284"/>
-          <w:tab w:val="left" w:pos="283"/>
-          <w:tab w:val="left" w:pos="699"/>
-        </w:tabs>
-      </w:pPr>
-      <w:r>
-        <w:t>4.2. Оплата производится в безналичном порядке на расчётный счет Исполнителя в течение 10 рабочих дней после заключения и подписания договора.</w:t>
-      </w:r>
-    </w:p>
-    <w:p>
-      <w:pPr>
-        <w:tabs>
-          <w:tab w:val="left" w:pos="284"/>
-          <w:tab w:val="left" w:pos="284"/>
-          <w:tab w:val="left" w:pos="284"/>
-          <w:tab w:val="left" w:pos="283"/>
-          <w:tab w:val="left" w:pos="699"/>
-        </w:tabs>
-      </w:pPr>
-      <w:r>
-        <w:t>4.3. Если Исполнитель является самозанятым (плательщиком НПД), он обязан сформировать чек и направить его Заказчику в день получения оплаты.</w:t>
-      </w:r>
-      <w:r>
-        <w:br/>
-        <w:t>4.4.</w:t>
-      </w:r>
-      <w:r>
-        <w:tab/>
-        <w:t>Датой оплаты считается дата поступления денежных средств на расчетный счет Исполнителя.</w:t>
-      </w:r>
-    </w:p>
-    <w:p>
-      <w:pPr>
-        <w:tabs>
-          <w:tab w:val="left" w:pos="284"/>
-          <w:tab w:val="left" w:pos="284"/>
-          <w:tab w:val="left" w:pos="284"/>
-          <w:tab w:val="left" w:pos="283"/>
-          <w:tab w:val="left" w:pos="699"/>
-        </w:tabs>
-      </w:pPr>
-      <w:r>
-        <w:lastRenderedPageBreak/>
-        <w:t>4.5.</w:t>
-      </w:r>
-      <w:r>
-        <w:tab/>
-        <w:t>Вознаграждение за</w:t>
-      </w:r>
-      <w:r>
-        <w:t xml:space="preserve"> отчуждение исключительного права на видеоматериалы, а также за согласие на использование изображения, голоса, имени/псевдонима Исполнителя в составе видеоматериалов включено в стоимость услуг и отдельной оплате не подлежит.</w:t>
-      </w:r>
-    </w:p>
-    <w:p>
-      <w:pPr>
-        <w:tabs>
-          <w:tab w:val="left" w:pos="284"/>
-          <w:tab w:val="left" w:pos="284"/>
-          <w:tab w:val="left" w:pos="284"/>
-          <w:tab w:val="left" w:pos="283"/>
-          <w:tab w:val="left" w:pos="699"/>
-        </w:tabs>
-        <w:jc w:val="center"/>
-      </w:pPr>
+        <w:t>5.</w:t>
+      </w:r>
       <w:r>
         <w:rPr>
           <w:sz w:val="24"/>
           <w:szCs w:val="24"/>
         </w:rPr>
-        <w:t>5.</w:t>
-      </w:r>
-      <w:r>
-        <w:rPr>
-          <w:sz w:val="24"/>
-          <w:szCs w:val="24"/>
-        </w:rPr>
         <w:tab/>
         <w:t>ПОРЯДОК ПЕРЕДАЧИ И ПРИЕМКИ</w:t>
       </w:r>
@@ -964,10 +896,7 @@
         </w:tabs>
       </w:pPr>
       <w:r>
-        <w:t>5</w:t>
-      </w:r>
-      <w:r>
-        <w:t>.1.</w:t>
+        <w:t>5.1.</w:t>
       </w:r>
       <w:r>
         <w:tab/>
@@ -997,10 +926,7 @@
       </w:r>
       <w:r>
         <w:tab/>
-        <w:t>Результат считается переданным с момента отправ</w:t>
-      </w:r>
-      <w:r>
-        <w:t>ки файла или ссылки Заказчику.</w:t>
+        <w:t>Результат считается переданным с момента отправки файла или ссылки Заказчику.</w:t>
       </w:r>
     </w:p>
     <w:p>
@@ -1018,10 +944,7 @@
       </w:r>
       <w:r>
         <w:tab/>
-        <w:t>Заказчик в течение 3 (трех) рабочих дней с момента получения видеоматериалов проверяет соответствие Результата Заявке и подписывает Акт сдачи-приемки оказанных услуг либо направляет Исполнителю мотивированный отказ с пер</w:t>
-      </w:r>
-      <w:r>
-        <w:t>ечнем замечаний.</w:t>
+        <w:t>Заказчик в течение 3 (трех) рабочих дней с момента получения видеоматериалов проверяет соответствие Результата Заявке и подписывает Акт сдачи-приемки оказанных услуг либо направляет Исполнителю мотивированный отказ с перечнем замечаний.</w:t>
       </w:r>
     </w:p>
     <w:p>
@@ -1039,8 +962,6 @@
       </w:r>
       <w:r>
         <w:tab/>
-      </w:r>
-      <w:r>
         <w:t>Если в срок, указанный в пункте 5.3 Договора, Заказчик не направил мотивированные замечания, Результат считается принятым без замечаний, а услуги - оказанными надлежащим образом.</w:t>
       </w:r>
     </w:p>
@@ -1059,10 +980,7 @@
       </w:r>
       <w:r>
         <w:tab/>
-        <w:t xml:space="preserve">В стоимость услуг входит один раунд правок, если такие правки не меняют </w:t>
-      </w:r>
-      <w:r>
-        <w:t>согласованную Заявку. Правки, изменяющие тему, формат, сценарий, концепцию, продукт, хронометраж или ключевое сообщение видеоматериалов, выполняются по отдельному согласованию и могут оплачиваться дополнительно.</w:t>
+        <w:t>В стоимость услуг входит один раунд правок, если такие правки не меняют согласованную Заявку. Правки, изменяющие тему, формат, сценарий, концепцию, продукт, хронометраж или ключевое сообщение видеоматериалов, выполняются по отдельному согласованию и могут оплачиваться дополнительно.</w:t>
       </w:r>
     </w:p>
     <w:p>
@@ -1103,13 +1021,7 @@
         </w:tabs>
       </w:pPr>
       <w:r>
-        <w:t>6.1. За нарушение</w:t>
-      </w:r>
-      <w:r>
-        <w:t xml:space="preserve"> сроков оказания услуг Заказчик вправе потребовать от Исполнителя уплаты пени в размере 1% от стоимости услуг за каждый день просрочки</w:t>
-      </w:r>
-      <w:r>
-        <w:t>.</w:t>
+        <w:t>6.1. За нарушение сроков оказания услуг Заказчик вправе потребовать от Исполнителя уплаты пени в размере 1% от стоимости услуг за каждый день просрочки.</w:t>
       </w:r>
     </w:p>
     <w:p>
@@ -1127,27 +1039,21 @@
       </w:r>
       <w:r>
         <w:tab/>
-        <w:t>Исполнитель гарантирует, что созданные им видеоматериалы не нарушают права третьих лиц и на момент передачи Резуль</w:t>
-      </w:r>
-      <w:r>
-        <w:t>тата не обременены правами третьих лиц, за исключением материалов, предоставленных Заказчиком.</w:t>
-      </w:r>
-    </w:p>
-    <w:p>
-      <w:pPr>
-        <w:tabs>
-          <w:tab w:val="left" w:pos="284"/>
-          <w:tab w:val="left" w:pos="284"/>
-          <w:tab w:val="left" w:pos="284"/>
-          <w:tab w:val="left" w:pos="283"/>
-          <w:tab w:val="left" w:pos="699"/>
-        </w:tabs>
-      </w:pPr>
-      <w:r>
-        <w:t>6.3 Заказчик гарантирует достоверность информации о товаре, бренде, свойствах, характеристиках, ограничениях, противопоказаниях и иных сведениях, переданных Испо</w:t>
-      </w:r>
-      <w:r>
-        <w:t>лнителю для создания видеоматериалов.</w:t>
+        <w:t>Исполнитель гарантирует, что созданные им видеоматериалы не нарушают права третьих лиц и на момент передачи Результата не обременены правами третьих лиц, за исключением материалов, предоставленных Заказчиком.</w:t>
+      </w:r>
+    </w:p>
+    <w:p>
+      <w:pPr>
+        <w:tabs>
+          <w:tab w:val="left" w:pos="284"/>
+          <w:tab w:val="left" w:pos="284"/>
+          <w:tab w:val="left" w:pos="284"/>
+          <w:tab w:val="left" w:pos="283"/>
+          <w:tab w:val="left" w:pos="699"/>
+        </w:tabs>
+      </w:pPr>
+      <w:r>
+        <w:t>6.3 Заказчик гарантирует достоверность информации о товаре, бренде, свойствах, характеристиках, ограничениях, противопоказаниях и иных сведениях, переданных Исполнителю для создания видеоматериалов.</w:t>
       </w:r>
     </w:p>
     <w:p>
@@ -1192,14 +1098,7 @@
           <w:sz w:val="24"/>
           <w:szCs w:val="24"/>
         </w:rPr>
-        <w:t>7. СРОК ДЕЙСТВИЯ И ПОРЯДОК РАСТОРЖЕНИЯ ДО</w:t>
-      </w:r>
-      <w:r>
-        <w:rPr>
-          <w:sz w:val="24"/>
-          <w:szCs w:val="24"/>
-        </w:rPr>
-        <w:t>ГОВОРА</w:t>
+        <w:t>7. СРОК ДЕЙСТВИЯ И ПОРЯДОК РАСТОРЖЕНИЯ ДОГОВОРА</w:t>
       </w:r>
     </w:p>
     <w:p>
@@ -1231,13 +1130,7 @@
         <w:rPr>
           <w:lang w:val="ru-RU"/>
         </w:rPr>
-        <w:t>}}</w:t>
-      </w:r>
-      <w:r>
-        <w:rPr>
-          <w:lang w:val="ru-RU"/>
-        </w:rPr>
-        <w:t xml:space="preserve"> </w:t>
+        <w:t xml:space="preserve">}} </w:t>
       </w:r>
       <w:r>
         <w:t>года.</w:t>
@@ -1254,10 +1147,7 @@
         </w:tabs>
       </w:pPr>
       <w:r>
-        <w:t>7.2. Договор может быть расторгнут досрочно по письменному соглашению Сторон или в одностороннем</w:t>
-      </w:r>
-      <w:r>
-        <w:t xml:space="preserve"> порядке при существенном нарушении условий Договора другой стороной.</w:t>
+        <w:t>7.2. Договор может быть расторгнут досрочно по письменному соглашению Сторон или в одностороннем порядке при существенном нарушении условий Договора другой стороной.</w:t>
       </w:r>
     </w:p>
     <w:p>
@@ -1311,10 +1201,7 @@
         </w:tabs>
       </w:pPr>
       <w:r>
-        <w:t>8.2. Договор может быть подписан с помощью</w:t>
-      </w:r>
-      <w:r>
-        <w:t xml:space="preserve"> электронного документооборота, при этом сканы и факсимиле имеют юридическую силу до момента обмена оригиналами.</w:t>
+        <w:t>8.2. Договор может быть подписан с помощью электронного документооборота, при этом сканы и факсимиле имеют юридическую силу до момента обмена оригиналами.</w:t>
       </w:r>
     </w:p>
     <w:p>
@@ -1713,115 +1600,6 @@
               </w:tabs>
               <w:spacing w:after="0" w:line="240" w:lineRule="auto"/>
               <w:jc w:val="left"/>
-              <w:rPr>
-                <w:b/>
-                <w:bCs/>
-              </w:rPr>
-            </w:pPr>
-          </w:p>
-          <w:p>
-            <w:pPr>
-              <w:tabs>
-                <w:tab w:val="left" w:pos="284"/>
-                <w:tab w:val="left" w:pos="284"/>
-                <w:tab w:val="left" w:pos="284"/>
-                <w:tab w:val="left" w:pos="283"/>
-              </w:tabs>
-              <w:spacing w:after="0" w:line="240" w:lineRule="auto"/>
-              <w:jc w:val="left"/>
-              <w:rPr>
-                <w:b/>
-                <w:bCs/>
-              </w:rPr>
-            </w:pPr>
-          </w:p>
-          <w:p>
-            <w:pPr>
-              <w:tabs>
-                <w:tab w:val="left" w:pos="284"/>
-                <w:tab w:val="left" w:pos="284"/>
-                <w:tab w:val="left" w:pos="284"/>
-                <w:tab w:val="left" w:pos="283"/>
-              </w:tabs>
-              <w:spacing w:after="0" w:line="240" w:lineRule="auto"/>
-              <w:jc w:val="left"/>
-              <w:rPr>
-                <w:b/>
-                <w:bCs/>
-              </w:rPr>
-            </w:pPr>
-            <w:r>
-              <w:rPr>
-                <w:b/>
-                <w:bCs/>
-              </w:rPr>
-              <w:t xml:space="preserve">_______________/ </w:t>
-            </w:r>
-            <w:r>
-              <w:rPr>
-                <w:b/>
-                <w:bCs/>
-              </w:rPr>
-              <w:t>{{</w:t>
-            </w:r>
-            <w:proofErr w:type="spellStart"/>
-            <w:r>
-              <w:rPr>
-                <w:b/>
-                <w:bCs/>
-              </w:rPr>
-              <w:t>ruk_name</w:t>
-            </w:r>
-            <w:proofErr w:type="spellEnd"/>
-            <w:r>
-              <w:rPr>
-                <w:b/>
-                <w:bCs/>
-              </w:rPr>
-              <w:t>}}</w:t>
-            </w:r>
-            <w:r>
-              <w:rPr>
-                <w:b/>
-                <w:bCs/>
-              </w:rPr>
-              <w:t xml:space="preserve"> /</w:t>
-            </w:r>
-          </w:p>
-          <w:p>
-            <w:pPr>
-              <w:tabs>
-                <w:tab w:val="left" w:pos="284"/>
-                <w:tab w:val="left" w:pos="284"/>
-                <w:tab w:val="left" w:pos="284"/>
-                <w:tab w:val="left" w:pos="283"/>
-              </w:tabs>
-              <w:spacing w:after="0" w:line="240" w:lineRule="auto"/>
-              <w:jc w:val="left"/>
-            </w:pPr>
-          </w:p>
-          <w:p>
-            <w:pPr>
-              <w:tabs>
-                <w:tab w:val="left" w:pos="284"/>
-                <w:tab w:val="left" w:pos="284"/>
-                <w:tab w:val="left" w:pos="284"/>
-                <w:tab w:val="left" w:pos="283"/>
-              </w:tabs>
-              <w:spacing w:after="0" w:line="240" w:lineRule="auto"/>
-              <w:jc w:val="left"/>
-            </w:pPr>
-          </w:p>
-          <w:p>
-            <w:pPr>
-              <w:tabs>
-                <w:tab w:val="left" w:pos="284"/>
-                <w:tab w:val="left" w:pos="284"/>
-                <w:tab w:val="left" w:pos="284"/>
-                <w:tab w:val="left" w:pos="283"/>
-              </w:tabs>
-              <w:spacing w:after="0" w:line="240" w:lineRule="auto"/>
-              <w:jc w:val="left"/>
             </w:pPr>
           </w:p>
         </w:tc>
@@ -2018,9 +1796,18 @@
               </w:tabs>
               <w:spacing w:after="0" w:line="240" w:lineRule="auto"/>
               <w:jc w:val="left"/>
-            </w:pPr>
-            <w:r>
-              <w:t xml:space="preserve">Банк: </w:t>
+              <w:rPr>
+                <w:lang w:val="en-US"/>
+              </w:rPr>
+            </w:pPr>
+            <w:r>
+              <w:t>Банк</w:t>
+            </w:r>
+            <w:r>
+              <w:rPr>
+                <w:lang w:val="en-US"/>
+              </w:rPr>
+              <w:t xml:space="preserve">: </w:t>
             </w:r>
             <w:r>
               <w:rPr>
@@ -2053,9 +1840,27 @@
               </w:tabs>
               <w:spacing w:after="0" w:line="240" w:lineRule="auto"/>
               <w:jc w:val="left"/>
-            </w:pPr>
-            <w:r>
-              <w:t xml:space="preserve">р/с: </w:t>
+              <w:rPr>
+                <w:lang w:val="en-US"/>
+              </w:rPr>
+            </w:pPr>
+            <w:r>
+              <w:t>р</w:t>
+            </w:r>
+            <w:r>
+              <w:rPr>
+                <w:lang w:val="en-US"/>
+              </w:rPr>
+              <w:t>/</w:t>
+            </w:r>
+            <w:r>
+              <w:t>с</w:t>
+            </w:r>
+            <w:r>
+              <w:rPr>
+                <w:lang w:val="en-US"/>
+              </w:rPr>
+              <w:t xml:space="preserve">: </w:t>
             </w:r>
             <w:r>
               <w:rPr>
@@ -2088,9 +1893,27 @@
               </w:tabs>
               <w:spacing w:after="0" w:line="240" w:lineRule="auto"/>
               <w:jc w:val="left"/>
-            </w:pPr>
-            <w:r>
-              <w:t xml:space="preserve">к/с: </w:t>
+              <w:rPr>
+                <w:lang w:val="en-US"/>
+              </w:rPr>
+            </w:pPr>
+            <w:r>
+              <w:t>к</w:t>
+            </w:r>
+            <w:r>
+              <w:rPr>
+                <w:lang w:val="en-US"/>
+              </w:rPr>
+              <w:t>/</w:t>
+            </w:r>
+            <w:r>
+              <w:t>с</w:t>
+            </w:r>
+            <w:r>
+              <w:rPr>
+                <w:lang w:val="en-US"/>
+              </w:rPr>
+              <w:t xml:space="preserve">: </w:t>
             </w:r>
             <w:r>
               <w:rPr>
@@ -2123,9 +1946,18 @@
               </w:tabs>
               <w:spacing w:after="0" w:line="240" w:lineRule="auto"/>
               <w:jc w:val="left"/>
-            </w:pPr>
-            <w:r>
-              <w:t xml:space="preserve">БИК: </w:t>
+              <w:rPr>
+                <w:lang w:val="en-US"/>
+              </w:rPr>
+            </w:pPr>
+            <w:r>
+              <w:t>БИК</w:t>
+            </w:r>
+            <w:r>
+              <w:rPr>
+                <w:lang w:val="en-US"/>
+              </w:rPr>
+              <w:t xml:space="preserve">: </w:t>
             </w:r>
             <w:r>
               <w:rPr>
@@ -2148,6 +1980,9 @@
               <w:t>}}</w:t>
             </w:r>
             <w:r>
+              <w:rPr>
+                <w:lang w:val="en-US"/>
+              </w:rPr>
               <w:br/>
             </w:r>
           </w:p>
@@ -2161,9 +1996,18 @@
               </w:tabs>
               <w:spacing w:after="0" w:line="240" w:lineRule="auto"/>
               <w:jc w:val="left"/>
-            </w:pPr>
-            <w:r>
-              <w:t xml:space="preserve">Телефон: </w:t>
+              <w:rPr>
+                <w:lang w:val="en-US"/>
+              </w:rPr>
+            </w:pPr>
+            <w:r>
+              <w:t>Телефон</w:t>
+            </w:r>
+            <w:r>
+              <w:rPr>
+                <w:lang w:val="en-US"/>
+              </w:rPr>
+              <w:t xml:space="preserve">: </w:t>
             </w:r>
             <w:r>
               <w:rPr>
@@ -2182,14 +2026,15 @@
               </w:tabs>
               <w:spacing w:after="0" w:line="240" w:lineRule="auto"/>
               <w:jc w:val="left"/>
-            </w:pPr>
-            <w:proofErr w:type="spellStart"/>
-            <w:r>
-              <w:t>e-mail</w:t>
-            </w:r>
-            <w:proofErr w:type="spellEnd"/>
-            <w:r>
-              <w:t xml:space="preserve">: </w:t>
+              <w:rPr>
+                <w:lang w:val="en-US"/>
+              </w:rPr>
+            </w:pPr>
+            <w:r>
+              <w:rPr>
+                <w:lang w:val="en-US"/>
+              </w:rPr>
+              <w:t xml:space="preserve">e-mail: </w:t>
             </w:r>
             <w:r>
               <w:rPr>
@@ -2208,116 +2053,146 @@
               </w:tabs>
               <w:spacing w:after="0" w:line="240" w:lineRule="auto"/>
               <w:jc w:val="left"/>
-            </w:pPr>
-          </w:p>
-          <w:p>
-            <w:pPr>
-              <w:tabs>
-                <w:tab w:val="left" w:pos="284"/>
-                <w:tab w:val="left" w:pos="284"/>
-                <w:tab w:val="left" w:pos="284"/>
-                <w:tab w:val="left" w:pos="283"/>
-              </w:tabs>
-              <w:spacing w:after="0" w:line="240" w:lineRule="auto"/>
-              <w:jc w:val="left"/>
-            </w:pPr>
-          </w:p>
-          <w:p>
-            <w:pPr>
-              <w:tabs>
-                <w:tab w:val="left" w:pos="284"/>
-                <w:tab w:val="left" w:pos="284"/>
-                <w:tab w:val="left" w:pos="284"/>
-                <w:tab w:val="left" w:pos="283"/>
-              </w:tabs>
-              <w:spacing w:after="0" w:line="240" w:lineRule="auto"/>
-              <w:jc w:val="left"/>
-            </w:pPr>
-          </w:p>
-          <w:p>
-            <w:pPr>
-              <w:tabs>
-                <w:tab w:val="left" w:pos="284"/>
-                <w:tab w:val="left" w:pos="284"/>
-                <w:tab w:val="left" w:pos="284"/>
-                <w:tab w:val="left" w:pos="283"/>
-              </w:tabs>
-              <w:spacing w:after="0" w:line="240" w:lineRule="auto"/>
-              <w:jc w:val="left"/>
-            </w:pPr>
-          </w:p>
-          <w:p>
-            <w:pPr>
-              <w:tabs>
-                <w:tab w:val="left" w:pos="284"/>
-                <w:tab w:val="left" w:pos="284"/>
-                <w:tab w:val="left" w:pos="284"/>
-                <w:tab w:val="left" w:pos="283"/>
-              </w:tabs>
-              <w:spacing w:after="0" w:line="240" w:lineRule="auto"/>
-              <w:jc w:val="left"/>
-            </w:pPr>
-          </w:p>
-          <w:p>
-            <w:pPr>
-              <w:tabs>
-                <w:tab w:val="left" w:pos="284"/>
-                <w:tab w:val="left" w:pos="284"/>
-                <w:tab w:val="left" w:pos="284"/>
-                <w:tab w:val="left" w:pos="283"/>
-              </w:tabs>
-              <w:spacing w:after="0" w:line="240" w:lineRule="auto"/>
-              <w:jc w:val="left"/>
-            </w:pPr>
-          </w:p>
-          <w:p>
-            <w:pPr>
-              <w:tabs>
-                <w:tab w:val="left" w:pos="284"/>
-                <w:tab w:val="left" w:pos="284"/>
-                <w:tab w:val="left" w:pos="284"/>
-                <w:tab w:val="left" w:pos="283"/>
-              </w:tabs>
-              <w:spacing w:after="0" w:line="240" w:lineRule="auto"/>
-              <w:jc w:val="left"/>
-            </w:pPr>
-          </w:p>
-          <w:p>
-            <w:pPr>
-              <w:tabs>
-                <w:tab w:val="left" w:pos="284"/>
-                <w:tab w:val="left" w:pos="284"/>
-                <w:tab w:val="left" w:pos="284"/>
-                <w:tab w:val="left" w:pos="283"/>
-              </w:tabs>
-              <w:spacing w:after="0" w:line="240" w:lineRule="auto"/>
-              <w:jc w:val="left"/>
-            </w:pPr>
-          </w:p>
-          <w:p>
-            <w:pPr>
-              <w:tabs>
-                <w:tab w:val="left" w:pos="284"/>
-                <w:tab w:val="left" w:pos="284"/>
-                <w:tab w:val="left" w:pos="284"/>
-                <w:tab w:val="left" w:pos="283"/>
-              </w:tabs>
-              <w:spacing w:after="0" w:line="240" w:lineRule="auto"/>
-              <w:jc w:val="left"/>
-            </w:pPr>
-          </w:p>
-          <w:p>
-            <w:pPr>
-              <w:tabs>
-                <w:tab w:val="left" w:pos="284"/>
-                <w:tab w:val="left" w:pos="284"/>
-                <w:tab w:val="left" w:pos="284"/>
-                <w:tab w:val="left" w:pos="283"/>
-              </w:tabs>
-              <w:spacing w:after="0" w:line="240" w:lineRule="auto"/>
-              <w:jc w:val="left"/>
-            </w:pPr>
-          </w:p>
+              <w:rPr>
+                <w:lang w:val="en-US"/>
+              </w:rPr>
+            </w:pPr>
+          </w:p>
+          <w:p>
+            <w:pPr>
+              <w:tabs>
+                <w:tab w:val="left" w:pos="284"/>
+                <w:tab w:val="left" w:pos="284"/>
+                <w:tab w:val="left" w:pos="284"/>
+                <w:tab w:val="left" w:pos="283"/>
+              </w:tabs>
+              <w:spacing w:after="0" w:line="240" w:lineRule="auto"/>
+              <w:jc w:val="left"/>
+              <w:rPr>
+                <w:lang w:val="en-US"/>
+              </w:rPr>
+            </w:pPr>
+          </w:p>
+          <w:p>
+            <w:pPr>
+              <w:tabs>
+                <w:tab w:val="left" w:pos="284"/>
+                <w:tab w:val="left" w:pos="284"/>
+                <w:tab w:val="left" w:pos="284"/>
+                <w:tab w:val="left" w:pos="283"/>
+              </w:tabs>
+              <w:spacing w:after="0" w:line="240" w:lineRule="auto"/>
+              <w:jc w:val="left"/>
+              <w:rPr>
+                <w:lang w:val="en-US"/>
+              </w:rPr>
+            </w:pPr>
+          </w:p>
+          <w:p>
+            <w:pPr>
+              <w:tabs>
+                <w:tab w:val="left" w:pos="284"/>
+                <w:tab w:val="left" w:pos="284"/>
+                <w:tab w:val="left" w:pos="284"/>
+                <w:tab w:val="left" w:pos="283"/>
+              </w:tabs>
+              <w:spacing w:after="0" w:line="240" w:lineRule="auto"/>
+              <w:jc w:val="left"/>
+              <w:rPr>
+                <w:lang w:val="en-US"/>
+              </w:rPr>
+            </w:pPr>
+          </w:p>
+          <w:p>
+            <w:pPr>
+              <w:tabs>
+                <w:tab w:val="left" w:pos="284"/>
+                <w:tab w:val="left" w:pos="284"/>
+                <w:tab w:val="left" w:pos="284"/>
+                <w:tab w:val="left" w:pos="283"/>
+              </w:tabs>
+              <w:spacing w:after="0" w:line="240" w:lineRule="auto"/>
+              <w:jc w:val="left"/>
+              <w:rPr>
+                <w:lang w:val="en-US"/>
+              </w:rPr>
+            </w:pPr>
+          </w:p>
+          <w:p>
+            <w:pPr>
+              <w:tabs>
+                <w:tab w:val="left" w:pos="284"/>
+                <w:tab w:val="left" w:pos="284"/>
+                <w:tab w:val="left" w:pos="284"/>
+                <w:tab w:val="left" w:pos="283"/>
+              </w:tabs>
+              <w:spacing w:after="0" w:line="240" w:lineRule="auto"/>
+              <w:jc w:val="left"/>
+              <w:rPr>
+                <w:lang w:val="en-US"/>
+              </w:rPr>
+            </w:pPr>
+          </w:p>
+          <w:p>
+            <w:pPr>
+              <w:tabs>
+                <w:tab w:val="left" w:pos="284"/>
+                <w:tab w:val="left" w:pos="284"/>
+                <w:tab w:val="left" w:pos="284"/>
+                <w:tab w:val="left" w:pos="283"/>
+              </w:tabs>
+              <w:spacing w:after="0" w:line="240" w:lineRule="auto"/>
+              <w:jc w:val="left"/>
+              <w:rPr>
+                <w:lang w:val="en-US"/>
+              </w:rPr>
+            </w:pPr>
+          </w:p>
+          <w:p>
+            <w:pPr>
+              <w:tabs>
+                <w:tab w:val="left" w:pos="284"/>
+                <w:tab w:val="left" w:pos="284"/>
+                <w:tab w:val="left" w:pos="284"/>
+                <w:tab w:val="left" w:pos="283"/>
+              </w:tabs>
+              <w:spacing w:after="0" w:line="240" w:lineRule="auto"/>
+              <w:jc w:val="left"/>
+              <w:rPr>
+                <w:lang w:val="en-US"/>
+              </w:rPr>
+            </w:pPr>
+          </w:p>
+          <w:p>
+            <w:pPr>
+              <w:tabs>
+                <w:tab w:val="left" w:pos="284"/>
+                <w:tab w:val="left" w:pos="284"/>
+                <w:tab w:val="left" w:pos="284"/>
+                <w:tab w:val="left" w:pos="283"/>
+              </w:tabs>
+              <w:spacing w:after="0" w:line="240" w:lineRule="auto"/>
+              <w:jc w:val="left"/>
+            </w:pPr>
+          </w:p>
+        </w:tc>
+      </w:tr>
+      <w:tr>
+        <w:tblPrEx>
+          <w:tblBorders>
+            <w:top w:val="none" w:sz="0" w:space="0" w:color="auto"/>
+            <w:left w:val="none" w:sz="0" w:space="0" w:color="auto"/>
+            <w:bottom w:val="none" w:sz="0" w:space="0" w:color="auto"/>
+            <w:right w:val="none" w:sz="0" w:space="0" w:color="auto"/>
+            <w:insideH w:val="none" w:sz="0" w:space="0" w:color="auto"/>
+            <w:insideV w:val="none" w:sz="0" w:space="0" w:color="auto"/>
+          </w:tblBorders>
+          <w:tblLook w:val="04A0" w:firstRow="1" w:lastRow="0" w:firstColumn="1" w:lastColumn="0" w:noHBand="0" w:noVBand="1"/>
+        </w:tblPrEx>
+        <w:tc>
+          <w:tcPr>
+            <w:tcW w:w="5085" w:type="dxa"/>
+          </w:tcPr>
           <w:p>
             <w:pPr>
               <w:tabs>
@@ -2338,33 +2213,90 @@
                 <w:b/>
                 <w:bCs/>
               </w:rPr>
-              <w:t xml:space="preserve">_______________/ </w:t>
-            </w:r>
-            <w:r>
-              <w:rPr>
-                <w:lang w:val="en-US"/>
-              </w:rPr>
-              <w:t>{{</w:t>
+              <w:t>_______________/ {{</w:t>
             </w:r>
             <w:proofErr w:type="spellStart"/>
-            <w:r>
-              <w:rPr>
-                <w:lang w:val="en-US"/>
-              </w:rPr>
-              <w:t>fio_initials</w:t>
-            </w:r>
-            <w:proofErr w:type="spellEnd"/>
-            <w:r>
-              <w:rPr>
-                <w:lang w:val="en-US"/>
-              </w:rPr>
-              <w:t>}}</w:t>
-            </w:r>
             <w:r>
               <w:rPr>
                 <w:b/>
                 <w:bCs/>
               </w:rPr>
+              <w:t>ruk_name</w:t>
+            </w:r>
+            <w:proofErr w:type="spellEnd"/>
+            <w:r>
+              <w:rPr>
+                <w:b/>
+                <w:bCs/>
+              </w:rPr>
+              <w:t>}} /</w:t>
+            </w:r>
+          </w:p>
+          <w:p>
+            <w:pPr>
+              <w:tabs>
+                <w:tab w:val="left" w:pos="284"/>
+                <w:tab w:val="left" w:pos="284"/>
+                <w:tab w:val="left" w:pos="284"/>
+                <w:tab w:val="left" w:pos="283"/>
+                <w:tab w:val="left" w:pos="699"/>
+                <w:tab w:val="left" w:pos="8647"/>
+              </w:tabs>
+              <w:jc w:val="left"/>
+            </w:pPr>
+          </w:p>
+        </w:tc>
+        <w:tc>
+          <w:tcPr>
+            <w:tcW w:w="4995" w:type="dxa"/>
+          </w:tcPr>
+          <w:p>
+            <w:pPr>
+              <w:tabs>
+                <w:tab w:val="left" w:pos="284"/>
+                <w:tab w:val="left" w:pos="284"/>
+                <w:tab w:val="left" w:pos="284"/>
+                <w:tab w:val="left" w:pos="283"/>
+              </w:tabs>
+              <w:spacing w:after="0" w:line="240" w:lineRule="auto"/>
+              <w:jc w:val="left"/>
+              <w:rPr>
+                <w:b/>
+                <w:bCs/>
+              </w:rPr>
+            </w:pPr>
+            <w:r>
+              <w:rPr>
+                <w:b/>
+                <w:bCs/>
+              </w:rPr>
+              <w:t xml:space="preserve">_______________/ </w:t>
+            </w:r>
+            <w:r>
+              <w:rPr>
+                <w:lang w:val="en-US"/>
+              </w:rPr>
+              <w:t>{{</w:t>
+            </w:r>
+            <w:proofErr w:type="spellStart"/>
+            <w:r>
+              <w:rPr>
+                <w:lang w:val="en-US"/>
+              </w:rPr>
+              <w:t>fio_initials</w:t>
+            </w:r>
+            <w:proofErr w:type="spellEnd"/>
+            <w:r>
+              <w:rPr>
+                <w:lang w:val="en-US"/>
+              </w:rPr>
+              <w:t>}}</w:t>
+            </w:r>
+            <w:r>
+              <w:rPr>
+                <w:b/>
+                <w:bCs/>
+              </w:rPr>
               <w:t xml:space="preserve"> /</w:t>
             </w:r>
           </w:p>
@@ -2375,9 +2307,10 @@
                 <w:tab w:val="left" w:pos="284"/>
                 <w:tab w:val="left" w:pos="284"/>
                 <w:tab w:val="left" w:pos="283"/>
-              </w:tabs>
-              <w:spacing w:after="0" w:line="240" w:lineRule="auto"/>
-              <w:jc w:val="left"/>
+                <w:tab w:val="left" w:pos="699"/>
+                <w:tab w:val="left" w:pos="8647"/>
+              </w:tabs>
+              <w:jc w:val="right"/>
             </w:pPr>
           </w:p>
         </w:tc>
@@ -2558,7 +2491,6 @@
         <w:rPr>
           <w:sz w:val="20"/>
           <w:szCs w:val="20"/>
-          <w:highlight w:val="yellow"/>
         </w:rPr>
       </w:pPr>
     </w:p>
@@ -2642,7 +2574,6 @@
         <w:rPr>
           <w:sz w:val="20"/>
           <w:szCs w:val="20"/>
-          <w:highlight w:val="yellow"/>
         </w:rPr>
       </w:pPr>
     </w:p>
@@ -2811,7 +2742,6 @@
                     <w:color w:val="0F1115"/>
                     <w:sz w:val="23"/>
                     <w:szCs w:val="23"/>
-                    <w:highlight w:val="white"/>
                   </w:rPr>
                   <w:t>№ п/п</w:t>
                 </w:r>
@@ -3072,7 +3002,6 @@
               <w:spacing w:after="0" w:line="240" w:lineRule="auto"/>
               <w:jc w:val="left"/>
               <w:rPr>
-                <w:highlight w:val="yellow"/>
                 <w:lang w:val="en-US"/>
               </w:rPr>
             </w:pPr>
@@ -3121,9 +3050,6 @@
               </w:pBdr>
               <w:spacing w:after="0" w:line="240" w:lineRule="auto"/>
               <w:jc w:val="left"/>
-              <w:rPr>
-                <w:highlight w:val="yellow"/>
-              </w:rPr>
             </w:pPr>
             <w:r>
               <w:rPr>
@@ -3143,10 +3069,7 @@
               <w:t>}}</w:t>
             </w:r>
             <w:r>
-              <w:t xml:space="preserve"> </w:t>
-            </w:r>
-            <w:r>
-              <w:t>руб.</w:t>
+              <w:t xml:space="preserve"> руб.</w:t>
             </w:r>
           </w:p>
         </w:tc>
@@ -3189,8 +3112,6 @@
       </w:pPr>
       <w:r>
         <w:br/>
-      </w:r>
-      <w:r>
         <w:t>2.1. Исполнитель обязан в течение 2 (двух) рабочих дней после создания материалов направить Заказчик готовые видеоматериалы либо прямые ссылки на файлы с видеоматериалами.</w:t>
       </w:r>
     </w:p>
@@ -3205,10 +3126,7 @@
         </w:tabs>
       </w:pPr>
       <w:r>
-        <w:t>2.2. Заказчик в течение 3 (трёх) рабочих дней проверяет соответствие ТЗ и подписывае</w:t>
-      </w:r>
-      <w:r>
-        <w:t>т Акт либо направляет мотивированный отказ.</w:t>
+        <w:t>2.2. Заказчик в течение 3 (трёх) рабочих дней проверяет соответствие ТЗ и подписывает Акт либо направляет мотивированный отказ.</w:t>
       </w:r>
     </w:p>
     <w:p>
@@ -3356,81 +3274,6 @@
                 <w:tab w:val="left" w:pos="284"/>
                 <w:tab w:val="left" w:pos="284"/>
                 <w:tab w:val="left" w:pos="284"/>
-              </w:tabs>
-              <w:spacing w:after="0" w:line="240" w:lineRule="auto"/>
-            </w:pPr>
-          </w:p>
-          <w:p>
-            <w:pPr>
-              <w:tabs>
-                <w:tab w:val="left" w:pos="284"/>
-                <w:tab w:val="left" w:pos="284"/>
-                <w:tab w:val="left" w:pos="284"/>
-                <w:tab w:val="left" w:pos="283"/>
-              </w:tabs>
-              <w:spacing w:after="0" w:line="240" w:lineRule="auto"/>
-              <w:jc w:val="left"/>
-            </w:pPr>
-            <w:r>
-              <w:rPr>
-                <w:b/>
-                <w:bCs/>
-              </w:rPr>
-              <w:t>___________________/</w:t>
-            </w:r>
-            <w:r>
-              <w:rPr>
-                <w:b/>
-                <w:bCs/>
-                <w:lang w:val="en-US"/>
-              </w:rPr>
-              <w:t xml:space="preserve"> </w:t>
-            </w:r>
-            <w:r>
-              <w:rPr>
-                <w:b/>
-                <w:bCs/>
-              </w:rPr>
-              <w:t>{{</w:t>
-            </w:r>
-            <w:proofErr w:type="spellStart"/>
-            <w:r>
-              <w:rPr>
-                <w:b/>
-                <w:bCs/>
-              </w:rPr>
-              <w:t>ruk_name</w:t>
-            </w:r>
-            <w:proofErr w:type="spellEnd"/>
-            <w:r>
-              <w:rPr>
-                <w:b/>
-                <w:bCs/>
-              </w:rPr>
-              <w:t>}}</w:t>
-            </w:r>
-            <w:r>
-              <w:rPr>
-                <w:b/>
-                <w:bCs/>
-                <w:lang w:val="en-US"/>
-              </w:rPr>
-              <w:t xml:space="preserve"> </w:t>
-            </w:r>
-            <w:r>
-              <w:rPr>
-                <w:b/>
-                <w:bCs/>
-              </w:rPr>
-              <w:t>/</w:t>
-            </w:r>
-          </w:p>
-          <w:p>
-            <w:pPr>
-              <w:tabs>
-                <w:tab w:val="left" w:pos="284"/>
-                <w:tab w:val="left" w:pos="284"/>
-                <w:tab w:val="left" w:pos="284"/>
                 <w:tab w:val="left" w:pos="283"/>
               </w:tabs>
               <w:spacing w:after="0" w:line="240" w:lineRule="auto"/>
@@ -3568,104 +3411,144 @@
               </w:tabs>
               <w:spacing w:after="0" w:line="240" w:lineRule="auto"/>
               <w:jc w:val="left"/>
+            </w:pPr>
+          </w:p>
+        </w:tc>
+      </w:tr>
+      <w:tr>
+        <w:tblPrEx>
+          <w:tblBorders>
+            <w:top w:val="none" w:sz="0" w:space="0" w:color="auto"/>
+            <w:left w:val="none" w:sz="0" w:space="0" w:color="auto"/>
+            <w:bottom w:val="none" w:sz="0" w:space="0" w:color="auto"/>
+            <w:right w:val="none" w:sz="0" w:space="0" w:color="auto"/>
+            <w:insideH w:val="none" w:sz="0" w:space="0" w:color="auto"/>
+            <w:insideV w:val="none" w:sz="0" w:space="0" w:color="auto"/>
+          </w:tblBorders>
+          <w:tblLook w:val="04A0" w:firstRow="1" w:lastRow="0" w:firstColumn="1" w:lastColumn="0" w:noHBand="0" w:noVBand="1"/>
+        </w:tblPrEx>
+        <w:tc>
+          <w:tcPr>
+            <w:tcW w:w="5235" w:type="dxa"/>
+          </w:tcPr>
+          <w:p>
+            <w:pPr>
+              <w:tabs>
+                <w:tab w:val="left" w:pos="284"/>
+                <w:tab w:val="left" w:pos="284"/>
+                <w:tab w:val="left" w:pos="284"/>
+                <w:tab w:val="left" w:pos="283"/>
+              </w:tabs>
+              <w:spacing w:after="0" w:line="240" w:lineRule="auto"/>
+              <w:jc w:val="left"/>
               <w:rPr>
                 <w:b/>
                 <w:bCs/>
               </w:rPr>
             </w:pPr>
-          </w:p>
-          <w:p>
-            <w:pPr>
-              <w:tabs>
-                <w:tab w:val="left" w:pos="284"/>
-                <w:tab w:val="left" w:pos="284"/>
-                <w:tab w:val="left" w:pos="284"/>
-                <w:tab w:val="left" w:pos="283"/>
-              </w:tabs>
-              <w:spacing w:after="0" w:line="240" w:lineRule="auto"/>
-              <w:jc w:val="left"/>
+            <w:r>
               <w:rPr>
                 <w:b/>
                 <w:bCs/>
-                <w:highlight w:val="yellow"/>
-              </w:rPr>
-            </w:pPr>
+              </w:rPr>
+              <w:t>_______________/ {{</w:t>
+            </w:r>
+            <w:proofErr w:type="spellStart"/>
             <w:r>
               <w:rPr>
                 <w:b/>
                 <w:bCs/>
               </w:rPr>
-              <w:t>______________</w:t>
-            </w:r>
+              <w:t>ruk_name</w:t>
+            </w:r>
+            <w:proofErr w:type="spellEnd"/>
             <w:r>
               <w:rPr>
                 <w:b/>
                 <w:bCs/>
               </w:rPr>
-              <w:t xml:space="preserve">_/ </w:t>
-            </w:r>
-            <w:r>
-              <w:rPr>
-                <w:lang w:val="ru-RU"/>
-              </w:rPr>
-              <w:t>{{</w:t>
-            </w:r>
-            <w:proofErr w:type="spellStart"/>
-            <w:r>
-              <w:rPr>
-                <w:lang w:val="en-US"/>
-              </w:rPr>
-              <w:t>fio</w:t>
-            </w:r>
-            <w:proofErr w:type="spellEnd"/>
-            <w:r>
-              <w:rPr>
-                <w:lang w:val="ru-RU"/>
-              </w:rPr>
-              <w:t>_</w:t>
-            </w:r>
-            <w:r>
-              <w:rPr>
-                <w:lang w:val="en-US"/>
-              </w:rPr>
-              <w:t>initials</w:t>
-            </w:r>
-            <w:r>
-              <w:rPr>
-                <w:lang w:val="ru-RU"/>
-              </w:rPr>
-              <w:t>}</w:t>
-            </w:r>
-            <w:r>
-              <w:rPr>
-                <w:lang w:val="ru-RU"/>
-              </w:rPr>
-              <w:t>}</w:t>
-            </w:r>
-            <w:r>
-              <w:rPr>
-                <w:lang w:val="en-US"/>
-              </w:rPr>
-              <w:t xml:space="preserve"> </w:t>
-            </w:r>
-            <w:r>
+              <w:t>}} /</w:t>
+            </w:r>
+          </w:p>
+          <w:p>
+            <w:pPr>
+              <w:tabs>
+                <w:tab w:val="left" w:pos="284"/>
+                <w:tab w:val="left" w:pos="284"/>
+                <w:tab w:val="left" w:pos="284"/>
+                <w:tab w:val="left" w:pos="283"/>
+                <w:tab w:val="left" w:pos="699"/>
+                <w:tab w:val="left" w:pos="8647"/>
+              </w:tabs>
+              <w:jc w:val="left"/>
+            </w:pPr>
+          </w:p>
+        </w:tc>
+        <w:tc>
+          <w:tcPr>
+            <w:tcW w:w="4845" w:type="dxa"/>
+          </w:tcPr>
+          <w:p>
+            <w:pPr>
+              <w:tabs>
+                <w:tab w:val="left" w:pos="284"/>
+                <w:tab w:val="left" w:pos="284"/>
+                <w:tab w:val="left" w:pos="284"/>
+                <w:tab w:val="left" w:pos="283"/>
+              </w:tabs>
+              <w:spacing w:after="0" w:line="240" w:lineRule="auto"/>
+              <w:jc w:val="left"/>
               <w:rPr>
                 <w:b/>
                 <w:bCs/>
               </w:rPr>
-              <w:t>/</w:t>
-            </w:r>
-          </w:p>
-          <w:p>
-            <w:pPr>
-              <w:tabs>
-                <w:tab w:val="left" w:pos="284"/>
-                <w:tab w:val="left" w:pos="284"/>
-                <w:tab w:val="left" w:pos="284"/>
-                <w:tab w:val="left" w:pos="283"/>
-              </w:tabs>
-              <w:spacing w:after="0" w:line="240" w:lineRule="auto"/>
-              <w:jc w:val="left"/>
+            </w:pPr>
+            <w:r>
+              <w:rPr>
+                <w:b/>
+                <w:bCs/>
+              </w:rPr>
+              <w:t xml:space="preserve">_______________/ </w:t>
+            </w:r>
+            <w:r>
+              <w:rPr>
+                <w:lang w:val="en-US"/>
+              </w:rPr>
+              <w:t>{{</w:t>
+            </w:r>
+            <w:proofErr w:type="spellStart"/>
+            <w:r>
+              <w:rPr>
+                <w:lang w:val="en-US"/>
+              </w:rPr>
+              <w:t>fio_initials</w:t>
+            </w:r>
+            <w:proofErr w:type="spellEnd"/>
+            <w:r>
+              <w:rPr>
+                <w:lang w:val="en-US"/>
+              </w:rPr>
+              <w:t>}}</w:t>
+            </w:r>
+            <w:r>
+              <w:rPr>
+                <w:b/>
+                <w:bCs/>
+              </w:rPr>
+              <w:t xml:space="preserve"> /</w:t>
+            </w:r>
+          </w:p>
+          <w:p>
+            <w:pPr>
+              <w:tabs>
+                <w:tab w:val="left" w:pos="284"/>
+                <w:tab w:val="left" w:pos="284"/>
+                <w:tab w:val="left" w:pos="284"/>
+                <w:tab w:val="left" w:pos="283"/>
+                <w:tab w:val="left" w:pos="699"/>
+                <w:tab w:val="left" w:pos="8647"/>
+              </w:tabs>
+              <w:jc w:val="right"/>
             </w:pPr>
           </w:p>
         </w:tc>
@@ -4853,6 +4736,7 @@
   <w:style w:type="paragraph" w:default="1" w:styleId="a">
     <w:name w:val="Normal"/>
     <w:qFormat/>
+    <w:rsid w:val="006A464F"/>
   </w:style>
   <w:style w:type="paragraph" w:styleId="1">
     <w:name w:val="heading 1"/>
